--- a/小野町_引継ぎ_整理済/04_算定・見込量/小野町_第10期_サービス見込量の算定結果_20260915.docx
+++ b/小野町_引継ぎ_整理済/04_算定・見込量/小野町_第10期_サービス見込量の算定結果_20260915.docx
@@ -17953,7 +17953,7 @@
               <w:rPr>
                 <w:sz w:val="17"/>
               </w:rPr>
-              <w:t>分母を認定者数にすると3年計で10.2％低く出る</w:t>
+              <w:t>見える化の3段連鎖（第1号×認定率×利用率）に組み替えると3年計で1.0％低く出る（月額59円）。基準期間が断層をまたぐ場合は10.5％低く出る</w:t>
             </w:r>
           </w:p>
         </w:tc>

--- a/小野町_引継ぎ_整理済/04_算定・見込量/小野町_第10期_サービス見込量の算定結果_20260915.docx
+++ b/小野町_引継ぎ_整理済/04_算定・見込量/小野町_第10期_サービス見込量の算定結果_20260915.docx
@@ -36,7 +36,7 @@
     </w:p>
     <w:p>
       <w:r>
-        <w:t>まだ届いていない資料（令和7年度の介護保険特別会計決算、地域支援事業費の事業別内訳、介護給付費準備基金の残高、認定者数の計上方法）については、過年度の数値を据え置いて算定しています。届いたときにどれだけ動くかは第9章に金額で示しました。**届かない場合も、この据え置きのまま計画に載せられます。**</w:t>
+        <w:t>まだ届いていない資料（令和7年度の介護保険特別会計決算、地域支援事業費の事業別内訳、介護給付費準備基金の残高、認定者数の計上方法）については、過年度の数値を据え置いて算定しています。届いたときにどれだけ動くかは第10章に金額で示しました。**届かない場合も、この据え置きのまま計画に載せられます。**</w:t>
       </w:r>
     </w:p>
     <w:p>
@@ -587,7 +587,7 @@
         <w:rPr>
           <w:sz w:val="18"/>
         </w:rPr>
-        <w:t>※ **見える化ワークシートの「令和6年度」列には令和5年度の実績が入っています。**全サービスで年報の令和5年度と0.01％以内で一致します（総給付費1,026,350千円 対 年報令和5年度1,026,324千円）。令和7年度列は年報の令和7年度とおおむね一致し、令和8年度列は審査4か月分の月平均を年換算したものです。このため実績として採ったのは令和7年度列だけです。</w:t>
+        <w:t>※ **見える化ワークシートの「令和6年度」列には令和5年度の実績が入っています。**全サービスで年報の令和5年度と0.01％以内で一致します（総給付費1,026,350千円 対 年報令和5年度1,026,324千円）。令和7年度列は年報の令和7年度とおおむね一致し、**令和8年度列は1か月分です。**利用者数の非ゼロ26件がすべて整数で、令和6・7年度が12分の1単位の小数であることと対照的です。このため実績として採ったのは令和7年度列だけです。</w:t>
       </w:r>
     </w:p>
     <w:p>
@@ -1445,7 +1445,1341 @@
         <w:rPr>
           <w:rFonts w:ascii="游ゴシック" w:hAnsi="游ゴシック" w:eastAsia="游ゴシック"/>
         </w:rPr>
-        <w:t>4　サービス見込量</w:t>
+        <w:t>4　推計方法のバックテスト</w:t>
+      </w:r>
+    </w:p>
+    <w:p>
+      <w:r>
+        <w:t>他町村の案件で確立した手順により、推計方法を小野町の年報の実績で検証しました。起点年度の実績から数年先を予測し、その年度の実績と比べます。年報が令和3〜7年度の5年分しかないため、組合せは令和5年度から1年先・令和5年度から2年先・令和6年度から1年先の3通りです。</w:t>
+      </w:r>
+    </w:p>
+    <w:tbl>
+      <w:tblPr>
+        <w:tblStyle w:val="TableGrid"/>
+        <w:tblW w:type="auto" w:w="0"/>
+        <w:tblLook w:firstColumn="1" w:firstRow="1" w:lastColumn="0" w:lastRow="0" w:noHBand="0" w:noVBand="1" w:val="04A0"/>
+      </w:tblPr>
+      <w:tblGrid>
+        <w:gridCol w:w="1080"/>
+        <w:gridCol w:w="1080"/>
+        <w:gridCol w:w="1080"/>
+        <w:gridCol w:w="1080"/>
+        <w:gridCol w:w="1080"/>
+        <w:gridCol w:w="1080"/>
+        <w:gridCol w:w="1080"/>
+        <w:gridCol w:w="1080"/>
+      </w:tblGrid>
+      <w:tr>
+        <w:tc>
+          <w:tcPr>
+            <w:tcW w:type="dxa" w:w="1080"/>
+          </w:tcPr>
+          <w:p>
+            <w:pPr>
+              <w:jc w:val="center"/>
+            </w:pPr>
+            <w:r>
+              <w:rPr>
+                <w:b/>
+                <w:sz w:val="17"/>
+              </w:rPr>
+              <w:t>方法</w:t>
+            </w:r>
+          </w:p>
+        </w:tc>
+        <w:tc>
+          <w:tcPr>
+            <w:tcW w:type="dxa" w:w="1080"/>
+          </w:tcPr>
+          <w:p>
+            <w:pPr>
+              <w:jc w:val="center"/>
+            </w:pPr>
+            <w:r>
+              <w:rPr>
+                <w:b/>
+                <w:sz w:val="17"/>
+              </w:rPr>
+              <w:t>分母</w:t>
+            </w:r>
+          </w:p>
+        </w:tc>
+        <w:tc>
+          <w:tcPr>
+            <w:tcW w:type="dxa" w:w="1080"/>
+          </w:tcPr>
+          <w:p>
+            <w:pPr>
+              <w:jc w:val="center"/>
+            </w:pPr>
+            <w:r>
+              <w:rPr>
+                <w:b/>
+                <w:sz w:val="17"/>
+              </w:rPr>
+              <w:t>設定</w:t>
+            </w:r>
+          </w:p>
+        </w:tc>
+        <w:tc>
+          <w:tcPr>
+            <w:tcW w:type="dxa" w:w="1080"/>
+          </w:tcPr>
+          <w:p>
+            <w:pPr>
+              <w:jc w:val="center"/>
+            </w:pPr>
+            <w:r>
+              <w:rPr>
+                <w:b/>
+                <w:sz w:val="17"/>
+              </w:rPr>
+              <w:t>サービス別の誤差</w:t>
+            </w:r>
+          </w:p>
+        </w:tc>
+        <w:tc>
+          <w:tcPr>
+            <w:tcW w:type="dxa" w:w="1080"/>
+          </w:tcPr>
+          <w:p>
+            <w:pPr>
+              <w:jc w:val="center"/>
+            </w:pPr>
+            <w:r>
+              <w:rPr>
+                <w:b/>
+                <w:sz w:val="17"/>
+              </w:rPr>
+              <w:t>総給付費の誤差</w:t>
+            </w:r>
+          </w:p>
+        </w:tc>
+        <w:tc>
+          <w:tcPr>
+            <w:tcW w:type="dxa" w:w="1080"/>
+          </w:tcPr>
+          <w:p>
+            <w:pPr>
+              <w:jc w:val="center"/>
+            </w:pPr>
+            <w:r>
+              <w:rPr>
+                <w:b/>
+                <w:sz w:val="17"/>
+              </w:rPr>
+              <w:t>5年度から1年先</w:t>
+            </w:r>
+          </w:p>
+        </w:tc>
+        <w:tc>
+          <w:tcPr>
+            <w:tcW w:type="dxa" w:w="1080"/>
+          </w:tcPr>
+          <w:p>
+            <w:pPr>
+              <w:jc w:val="center"/>
+            </w:pPr>
+            <w:r>
+              <w:rPr>
+                <w:b/>
+                <w:sz w:val="17"/>
+              </w:rPr>
+              <w:t>5年度から2年先</w:t>
+            </w:r>
+          </w:p>
+        </w:tc>
+        <w:tc>
+          <w:tcPr>
+            <w:tcW w:type="dxa" w:w="1080"/>
+          </w:tcPr>
+          <w:p>
+            <w:pPr>
+              <w:jc w:val="center"/>
+            </w:pPr>
+            <w:r>
+              <w:rPr>
+                <w:b/>
+                <w:sz w:val="17"/>
+              </w:rPr>
+              <w:t>6年度から1年先</w:t>
+            </w:r>
+          </w:p>
+        </w:tc>
+      </w:tr>
+      <w:tr>
+        <w:tc>
+          <w:tcPr>
+            <w:tcW w:type="dxa" w:w="1080"/>
+          </w:tcPr>
+          <w:p>
+            <w:r>
+              <w:rPr>
+                <w:sz w:val="17"/>
+              </w:rPr>
+              <w:t>利用率（当方の方法）</w:t>
+            </w:r>
+          </w:p>
+        </w:tc>
+        <w:tc>
+          <w:tcPr>
+            <w:tcW w:type="dxa" w:w="1080"/>
+          </w:tcPr>
+          <w:p>
+            <w:r>
+              <w:rPr>
+                <w:sz w:val="17"/>
+              </w:rPr>
+              <w:t>第1号被保険者数</w:t>
+            </w:r>
+          </w:p>
+        </w:tc>
+        <w:tc>
+          <w:tcPr>
+            <w:tcW w:type="dxa" w:w="1080"/>
+          </w:tcPr>
+          <w:p>
+            <w:r>
+              <w:rPr>
+                <w:sz w:val="17"/>
+              </w:rPr>
+              <w:t>窓3年</w:t>
+            </w:r>
+          </w:p>
+        </w:tc>
+        <w:tc>
+          <w:tcPr>
+            <w:tcW w:type="dxa" w:w="1080"/>
+          </w:tcPr>
+          <w:p>
+            <w:pPr>
+              <w:jc w:val="right"/>
+            </w:pPr>
+            <w:r>
+              <w:rPr>
+                <w:sz w:val="17"/>
+              </w:rPr>
+              <w:t>10.22％</w:t>
+            </w:r>
+          </w:p>
+        </w:tc>
+        <w:tc>
+          <w:tcPr>
+            <w:tcW w:type="dxa" w:w="1080"/>
+          </w:tcPr>
+          <w:p>
+            <w:pPr>
+              <w:jc w:val="right"/>
+            </w:pPr>
+            <w:r>
+              <w:rPr>
+                <w:sz w:val="17"/>
+              </w:rPr>
+              <w:t>3.31％</w:t>
+            </w:r>
+          </w:p>
+        </w:tc>
+        <w:tc>
+          <w:tcPr>
+            <w:tcW w:type="dxa" w:w="1080"/>
+          </w:tcPr>
+          <w:p>
+            <w:pPr>
+              <w:jc w:val="right"/>
+            </w:pPr>
+            <w:r>
+              <w:rPr>
+                <w:sz w:val="17"/>
+              </w:rPr>
+              <w:t>2.99％</w:t>
+            </w:r>
+          </w:p>
+        </w:tc>
+        <w:tc>
+          <w:tcPr>
+            <w:tcW w:type="dxa" w:w="1080"/>
+          </w:tcPr>
+          <w:p>
+            <w:pPr>
+              <w:jc w:val="right"/>
+            </w:pPr>
+            <w:r>
+              <w:rPr>
+                <w:sz w:val="17"/>
+              </w:rPr>
+              <w:t>3.32％</w:t>
+            </w:r>
+          </w:p>
+        </w:tc>
+        <w:tc>
+          <w:tcPr>
+            <w:tcW w:type="dxa" w:w="1080"/>
+          </w:tcPr>
+          <w:p>
+            <w:pPr>
+              <w:jc w:val="right"/>
+            </w:pPr>
+            <w:r>
+              <w:rPr>
+                <w:sz w:val="17"/>
+              </w:rPr>
+              <w:t>3.64％</w:t>
+            </w:r>
+          </w:p>
+        </w:tc>
+      </w:tr>
+      <w:tr>
+        <w:tc>
+          <w:tcPr>
+            <w:tcW w:type="dxa" w:w="1080"/>
+          </w:tcPr>
+          <w:p>
+            <w:r>
+              <w:rPr>
+                <w:sz w:val="17"/>
+              </w:rPr>
+              <w:t>利用率（当方の方法）</w:t>
+            </w:r>
+          </w:p>
+        </w:tc>
+        <w:tc>
+          <w:tcPr>
+            <w:tcW w:type="dxa" w:w="1080"/>
+          </w:tcPr>
+          <w:p>
+            <w:r>
+              <w:rPr>
+                <w:sz w:val="17"/>
+              </w:rPr>
+              <w:t>75歳以上人口</w:t>
+            </w:r>
+          </w:p>
+        </w:tc>
+        <w:tc>
+          <w:tcPr>
+            <w:tcW w:type="dxa" w:w="1080"/>
+          </w:tcPr>
+          <w:p>
+            <w:r>
+              <w:rPr>
+                <w:sz w:val="17"/>
+              </w:rPr>
+              <w:t>窓3年</w:t>
+            </w:r>
+          </w:p>
+        </w:tc>
+        <w:tc>
+          <w:tcPr>
+            <w:tcW w:type="dxa" w:w="1080"/>
+          </w:tcPr>
+          <w:p>
+            <w:pPr>
+              <w:jc w:val="right"/>
+            </w:pPr>
+            <w:r>
+              <w:rPr>
+                <w:sz w:val="17"/>
+              </w:rPr>
+              <w:t>10.69％</w:t>
+            </w:r>
+          </w:p>
+        </w:tc>
+        <w:tc>
+          <w:tcPr>
+            <w:tcW w:type="dxa" w:w="1080"/>
+          </w:tcPr>
+          <w:p>
+            <w:pPr>
+              <w:jc w:val="right"/>
+            </w:pPr>
+            <w:r>
+              <w:rPr>
+                <w:sz w:val="17"/>
+              </w:rPr>
+              <w:t>4.24％</w:t>
+            </w:r>
+          </w:p>
+        </w:tc>
+        <w:tc>
+          <w:tcPr>
+            <w:tcW w:type="dxa" w:w="1080"/>
+          </w:tcPr>
+          <w:p>
+            <w:pPr>
+              <w:jc w:val="right"/>
+            </w:pPr>
+            <w:r>
+              <w:rPr>
+                <w:sz w:val="17"/>
+              </w:rPr>
+              <w:t>2.51％</w:t>
+            </w:r>
+          </w:p>
+        </w:tc>
+        <w:tc>
+          <w:tcPr>
+            <w:tcW w:type="dxa" w:w="1080"/>
+          </w:tcPr>
+          <w:p>
+            <w:pPr>
+              <w:jc w:val="right"/>
+            </w:pPr>
+            <w:r>
+              <w:rPr>
+                <w:sz w:val="17"/>
+              </w:rPr>
+              <w:t>5.10％</w:t>
+            </w:r>
+          </w:p>
+        </w:tc>
+        <w:tc>
+          <w:tcPr>
+            <w:tcW w:type="dxa" w:w="1080"/>
+          </w:tcPr>
+          <w:p>
+            <w:pPr>
+              <w:jc w:val="right"/>
+            </w:pPr>
+            <w:r>
+              <w:rPr>
+                <w:sz w:val="17"/>
+              </w:rPr>
+              <w:t>5.10％</w:t>
+            </w:r>
+          </w:p>
+        </w:tc>
+      </w:tr>
+      <w:tr>
+        <w:tc>
+          <w:tcPr>
+            <w:tcW w:type="dxa" w:w="1080"/>
+          </w:tcPr>
+          <w:p>
+            <w:r>
+              <w:rPr>
+                <w:sz w:val="17"/>
+              </w:rPr>
+              <w:t>据置（見える化の自然体推計の初期値）</w:t>
+            </w:r>
+          </w:p>
+        </w:tc>
+        <w:tc>
+          <w:tcPr>
+            <w:tcW w:type="dxa" w:w="1080"/>
+          </w:tcPr>
+          <w:p>
+            <w:r>
+              <w:rPr>
+                <w:sz w:val="17"/>
+              </w:rPr>
+              <w:t>第1号被保険者数</w:t>
+            </w:r>
+          </w:p>
+        </w:tc>
+        <w:tc>
+          <w:tcPr>
+            <w:tcW w:type="dxa" w:w="1080"/>
+          </w:tcPr>
+          <w:p>
+            <w:r>
+              <w:rPr>
+                <w:sz w:val="17"/>
+              </w:rPr>
+              <w:t>―</w:t>
+            </w:r>
+          </w:p>
+        </w:tc>
+        <w:tc>
+          <w:tcPr>
+            <w:tcW w:type="dxa" w:w="1080"/>
+          </w:tcPr>
+          <w:p>
+            <w:pPr>
+              <w:jc w:val="right"/>
+            </w:pPr>
+            <w:r>
+              <w:rPr>
+                <w:sz w:val="17"/>
+              </w:rPr>
+              <w:t>9.89％</w:t>
+            </w:r>
+          </w:p>
+        </w:tc>
+        <w:tc>
+          <w:tcPr>
+            <w:tcW w:type="dxa" w:w="1080"/>
+          </w:tcPr>
+          <w:p>
+            <w:pPr>
+              <w:jc w:val="right"/>
+            </w:pPr>
+            <w:r>
+              <w:rPr>
+                <w:sz w:val="17"/>
+              </w:rPr>
+              <w:t>5.26％</w:t>
+            </w:r>
+          </w:p>
+        </w:tc>
+        <w:tc>
+          <w:tcPr>
+            <w:tcW w:type="dxa" w:w="1080"/>
+          </w:tcPr>
+          <w:p>
+            <w:pPr>
+              <w:jc w:val="right"/>
+            </w:pPr>
+            <w:r>
+              <w:rPr>
+                <w:sz w:val="17"/>
+              </w:rPr>
+              <w:t>3.99％</w:t>
+            </w:r>
+          </w:p>
+        </w:tc>
+        <w:tc>
+          <w:tcPr>
+            <w:tcW w:type="dxa" w:w="1080"/>
+          </w:tcPr>
+          <w:p>
+            <w:pPr>
+              <w:jc w:val="right"/>
+            </w:pPr>
+            <w:r>
+              <w:rPr>
+                <w:sz w:val="17"/>
+              </w:rPr>
+              <w:t>3.73％</w:t>
+            </w:r>
+          </w:p>
+        </w:tc>
+        <w:tc>
+          <w:tcPr>
+            <w:tcW w:type="dxa" w:w="1080"/>
+          </w:tcPr>
+          <w:p>
+            <w:pPr>
+              <w:jc w:val="right"/>
+            </w:pPr>
+            <w:r>
+              <w:rPr>
+                <w:sz w:val="17"/>
+              </w:rPr>
+              <w:t>8.04％</w:t>
+            </w:r>
+          </w:p>
+        </w:tc>
+      </w:tr>
+      <w:tr>
+        <w:tc>
+          <w:tcPr>
+            <w:tcW w:type="dxa" w:w="1080"/>
+          </w:tcPr>
+          <w:p>
+            <w:r>
+              <w:rPr>
+                <w:sz w:val="17"/>
+              </w:rPr>
+              <w:t>一律</w:t>
+            </w:r>
+          </w:p>
+        </w:tc>
+        <w:tc>
+          <w:tcPr>
+            <w:tcW w:type="dxa" w:w="1080"/>
+          </w:tcPr>
+          <w:p>
+            <w:r>
+              <w:rPr>
+                <w:sz w:val="17"/>
+              </w:rPr>
+              <w:t>第1号被保険者数</w:t>
+            </w:r>
+          </w:p>
+        </w:tc>
+        <w:tc>
+          <w:tcPr>
+            <w:tcW w:type="dxa" w:w="1080"/>
+          </w:tcPr>
+          <w:p>
+            <w:r>
+              <w:rPr>
+                <w:sz w:val="17"/>
+              </w:rPr>
+              <w:t>―</w:t>
+            </w:r>
+          </w:p>
+        </w:tc>
+        <w:tc>
+          <w:tcPr>
+            <w:tcW w:type="dxa" w:w="1080"/>
+          </w:tcPr>
+          <w:p>
+            <w:pPr>
+              <w:jc w:val="right"/>
+            </w:pPr>
+            <w:r>
+              <w:rPr>
+                <w:sz w:val="17"/>
+              </w:rPr>
+              <w:t>9.92％</w:t>
+            </w:r>
+          </w:p>
+        </w:tc>
+        <w:tc>
+          <w:tcPr>
+            <w:tcW w:type="dxa" w:w="1080"/>
+          </w:tcPr>
+          <w:p>
+            <w:pPr>
+              <w:jc w:val="right"/>
+            </w:pPr>
+            <w:r>
+              <w:rPr>
+                <w:sz w:val="17"/>
+              </w:rPr>
+              <w:t>5.28％</w:t>
+            </w:r>
+          </w:p>
+        </w:tc>
+        <w:tc>
+          <w:tcPr>
+            <w:tcW w:type="dxa" w:w="1080"/>
+          </w:tcPr>
+          <w:p>
+            <w:pPr>
+              <w:jc w:val="right"/>
+            </w:pPr>
+            <w:r>
+              <w:rPr>
+                <w:sz w:val="17"/>
+              </w:rPr>
+              <w:t>4.06％</w:t>
+            </w:r>
+          </w:p>
+        </w:tc>
+        <w:tc>
+          <w:tcPr>
+            <w:tcW w:type="dxa" w:w="1080"/>
+          </w:tcPr>
+          <w:p>
+            <w:pPr>
+              <w:jc w:val="right"/>
+            </w:pPr>
+            <w:r>
+              <w:rPr>
+                <w:sz w:val="17"/>
+              </w:rPr>
+              <w:t>3.58％</w:t>
+            </w:r>
+          </w:p>
+        </w:tc>
+        <w:tc>
+          <w:tcPr>
+            <w:tcW w:type="dxa" w:w="1080"/>
+          </w:tcPr>
+          <w:p>
+            <w:pPr>
+              <w:jc w:val="right"/>
+            </w:pPr>
+            <w:r>
+              <w:rPr>
+                <w:sz w:val="17"/>
+              </w:rPr>
+              <w:t>8.20％</w:t>
+            </w:r>
+          </w:p>
+        </w:tc>
+      </w:tr>
+      <w:tr>
+        <w:tc>
+          <w:tcPr>
+            <w:tcW w:type="dxa" w:w="1080"/>
+          </w:tcPr>
+          <w:p>
+            <w:r>
+              <w:rPr>
+                <w:sz w:val="17"/>
+              </w:rPr>
+              <w:t>補正（他町村の手引き第5章）</w:t>
+            </w:r>
+          </w:p>
+        </w:tc>
+        <w:tc>
+          <w:tcPr>
+            <w:tcW w:type="dxa" w:w="1080"/>
+          </w:tcPr>
+          <w:p>
+            <w:r>
+              <w:rPr>
+                <w:sz w:val="17"/>
+              </w:rPr>
+              <w:t>第1号被保険者数</w:t>
+            </w:r>
+          </w:p>
+        </w:tc>
+        <w:tc>
+          <w:tcPr>
+            <w:tcW w:type="dxa" w:w="1080"/>
+          </w:tcPr>
+          <w:p>
+            <w:r>
+              <w:rPr>
+                <w:sz w:val="17"/>
+              </w:rPr>
+              <w:t>φ0.5・上限±3％・窓3年</w:t>
+            </w:r>
+          </w:p>
+        </w:tc>
+        <w:tc>
+          <w:tcPr>
+            <w:tcW w:type="dxa" w:w="1080"/>
+          </w:tcPr>
+          <w:p>
+            <w:pPr>
+              <w:jc w:val="right"/>
+            </w:pPr>
+            <w:r>
+              <w:rPr>
+                <w:sz w:val="17"/>
+              </w:rPr>
+              <w:t>9.97％</w:t>
+            </w:r>
+          </w:p>
+        </w:tc>
+        <w:tc>
+          <w:tcPr>
+            <w:tcW w:type="dxa" w:w="1080"/>
+          </w:tcPr>
+          <w:p>
+            <w:pPr>
+              <w:jc w:val="right"/>
+            </w:pPr>
+            <w:r>
+              <w:rPr>
+                <w:sz w:val="17"/>
+              </w:rPr>
+              <w:t>5.39％</w:t>
+            </w:r>
+          </w:p>
+        </w:tc>
+        <w:tc>
+          <w:tcPr>
+            <w:tcW w:type="dxa" w:w="1080"/>
+          </w:tcPr>
+          <w:p>
+            <w:pPr>
+              <w:jc w:val="right"/>
+            </w:pPr>
+            <w:r>
+              <w:rPr>
+                <w:sz w:val="17"/>
+              </w:rPr>
+              <w:t>4.03％</w:t>
+            </w:r>
+          </w:p>
+        </w:tc>
+        <w:tc>
+          <w:tcPr>
+            <w:tcW w:type="dxa" w:w="1080"/>
+          </w:tcPr>
+          <w:p>
+            <w:pPr>
+              <w:jc w:val="right"/>
+            </w:pPr>
+            <w:r>
+              <w:rPr>
+                <w:sz w:val="17"/>
+              </w:rPr>
+              <w:t>3.66％</w:t>
+            </w:r>
+          </w:p>
+        </w:tc>
+        <w:tc>
+          <w:tcPr>
+            <w:tcW w:type="dxa" w:w="1080"/>
+          </w:tcPr>
+          <w:p>
+            <w:pPr>
+              <w:jc w:val="right"/>
+            </w:pPr>
+            <w:r>
+              <w:rPr>
+                <w:sz w:val="17"/>
+              </w:rPr>
+              <w:t>8.46％</w:t>
+            </w:r>
+          </w:p>
+        </w:tc>
+      </w:tr>
+      <w:tr>
+        <w:tc>
+          <w:tcPr>
+            <w:tcW w:type="dxa" w:w="1080"/>
+          </w:tcPr>
+          <w:p>
+            <w:r>
+              <w:rPr>
+                <w:sz w:val="17"/>
+              </w:rPr>
+              <w:t>利用率（当方の方法）</w:t>
+            </w:r>
+          </w:p>
+        </w:tc>
+        <w:tc>
+          <w:tcPr>
+            <w:tcW w:type="dxa" w:w="1080"/>
+          </w:tcPr>
+          <w:p>
+            <w:r>
+              <w:rPr>
+                <w:sz w:val="17"/>
+              </w:rPr>
+              <w:t>認定者数</w:t>
+            </w:r>
+          </w:p>
+        </w:tc>
+        <w:tc>
+          <w:tcPr>
+            <w:tcW w:type="dxa" w:w="1080"/>
+          </w:tcPr>
+          <w:p>
+            <w:r>
+              <w:rPr>
+                <w:sz w:val="17"/>
+              </w:rPr>
+              <w:t>窓3年</w:t>
+            </w:r>
+          </w:p>
+        </w:tc>
+        <w:tc>
+          <w:tcPr>
+            <w:tcW w:type="dxa" w:w="1080"/>
+          </w:tcPr>
+          <w:p>
+            <w:pPr>
+              <w:jc w:val="right"/>
+            </w:pPr>
+            <w:r>
+              <w:rPr>
+                <w:sz w:val="17"/>
+              </w:rPr>
+              <w:t>11.86％</w:t>
+            </w:r>
+          </w:p>
+        </w:tc>
+        <w:tc>
+          <w:tcPr>
+            <w:tcW w:type="dxa" w:w="1080"/>
+          </w:tcPr>
+          <w:p>
+            <w:pPr>
+              <w:jc w:val="right"/>
+            </w:pPr>
+            <w:r>
+              <w:rPr>
+                <w:sz w:val="17"/>
+              </w:rPr>
+              <w:t>6.39％</w:t>
+            </w:r>
+          </w:p>
+        </w:tc>
+        <w:tc>
+          <w:tcPr>
+            <w:tcW w:type="dxa" w:w="1080"/>
+          </w:tcPr>
+          <w:p>
+            <w:pPr>
+              <w:jc w:val="right"/>
+            </w:pPr>
+            <w:r>
+              <w:rPr>
+                <w:sz w:val="17"/>
+              </w:rPr>
+              <w:t>2.20％</w:t>
+            </w:r>
+          </w:p>
+        </w:tc>
+        <w:tc>
+          <w:tcPr>
+            <w:tcW w:type="dxa" w:w="1080"/>
+          </w:tcPr>
+          <w:p>
+            <w:pPr>
+              <w:jc w:val="right"/>
+            </w:pPr>
+            <w:r>
+              <w:rPr>
+                <w:sz w:val="17"/>
+              </w:rPr>
+              <w:t>7.36％</w:t>
+            </w:r>
+          </w:p>
+        </w:tc>
+        <w:tc>
+          <w:tcPr>
+            <w:tcW w:type="dxa" w:w="1080"/>
+          </w:tcPr>
+          <w:p>
+            <w:pPr>
+              <w:jc w:val="right"/>
+            </w:pPr>
+            <w:r>
+              <w:rPr>
+                <w:sz w:val="17"/>
+              </w:rPr>
+              <w:t>9.60％</w:t>
+            </w:r>
+          </w:p>
+        </w:tc>
+      </w:tr>
+    </w:tbl>
+    <w:p>
+      <w:r>
+        <w:rPr>
+          <w:sz w:val="18"/>
+        </w:rPr>
+        <w:t>※ サービス別の誤差は、サービスごとの絶対誤差を給付費で加重した平均。総給付費の誤差は合計の絶対誤差。いずれも3通りの組合せの平均です。給付費は令和6年度の介護報酬改定（＋1.59％）で価格水準をそろえています。</w:t>
+      </w:r>
+    </w:p>
+    <w:p>
+      <w:r>
+        <w:t>**当方の方法（基準期間の利用率×将来推計人口）が最も安定しています。**3通りのいずれでも総給付費の誤差が3％前後にそろうのに対し、ほかの方法は組合せによって振れます。</w:t>
+      </w:r>
+    </w:p>
+    <w:p>
+      <w:r>
+        <w:t>**他町村の手引きが示す補正の式は、小野町では一律に劣ります。**手引きは「補正が一律より良いことを示せなければ補正しない」としており、小野町ではこの条件を満たしません。採りません。</w:t>
+      </w:r>
+    </w:p>
+    <w:p>
+      <w:r>
+        <w:t>分母の選び方についても、同じバックテストで確かめられます。</w:t>
+      </w:r>
+    </w:p>
+    <w:tbl>
+      <w:tblPr>
+        <w:tblStyle w:val="TableGrid"/>
+        <w:tblW w:type="auto" w:w="0"/>
+        <w:tblLook w:firstColumn="1" w:firstRow="1" w:lastColumn="0" w:lastRow="0" w:noHBand="0" w:noVBand="1" w:val="04A0"/>
+      </w:tblPr>
+      <w:tblGrid>
+        <w:gridCol w:w="1440"/>
+        <w:gridCol w:w="1440"/>
+        <w:gridCol w:w="1440"/>
+        <w:gridCol w:w="1440"/>
+        <w:gridCol w:w="1440"/>
+        <w:gridCol w:w="1440"/>
+      </w:tblGrid>
+      <w:tr>
+        <w:tc>
+          <w:tcPr>
+            <w:tcW w:type="dxa" w:w="1440"/>
+          </w:tcPr>
+          <w:p>
+            <w:pPr>
+              <w:jc w:val="center"/>
+            </w:pPr>
+            <w:r>
+              <w:rPr>
+                <w:b/>
+                <w:sz w:val="17"/>
+              </w:rPr>
+              <w:t>分母</w:t>
+            </w:r>
+          </w:p>
+        </w:tc>
+        <w:tc>
+          <w:tcPr>
+            <w:tcW w:type="dxa" w:w="1440"/>
+          </w:tcPr>
+          <w:p>
+            <w:pPr>
+              <w:jc w:val="center"/>
+            </w:pPr>
+            <w:r>
+              <w:rPr>
+                <w:b/>
+                <w:sz w:val="17"/>
+              </w:rPr>
+              <w:t>サービス別の誤差</w:t>
+            </w:r>
+          </w:p>
+        </w:tc>
+        <w:tc>
+          <w:tcPr>
+            <w:tcW w:type="dxa" w:w="1440"/>
+          </w:tcPr>
+          <w:p>
+            <w:pPr>
+              <w:jc w:val="center"/>
+            </w:pPr>
+            <w:r>
+              <w:rPr>
+                <w:b/>
+                <w:sz w:val="17"/>
+              </w:rPr>
+              <w:t>総給付費の誤差</w:t>
+            </w:r>
+          </w:p>
+        </w:tc>
+        <w:tc>
+          <w:tcPr>
+            <w:tcW w:type="dxa" w:w="1440"/>
+          </w:tcPr>
+          <w:p>
+            <w:pPr>
+              <w:jc w:val="center"/>
+            </w:pPr>
+            <w:r>
+              <w:rPr>
+                <w:b/>
+                <w:sz w:val="17"/>
+              </w:rPr>
+              <w:t>5年度から1年先</w:t>
+            </w:r>
+          </w:p>
+        </w:tc>
+        <w:tc>
+          <w:tcPr>
+            <w:tcW w:type="dxa" w:w="1440"/>
+          </w:tcPr>
+          <w:p>
+            <w:pPr>
+              <w:jc w:val="center"/>
+            </w:pPr>
+            <w:r>
+              <w:rPr>
+                <w:b/>
+                <w:sz w:val="17"/>
+              </w:rPr>
+              <w:t>5年度から2年先</w:t>
+            </w:r>
+          </w:p>
+        </w:tc>
+        <w:tc>
+          <w:tcPr>
+            <w:tcW w:type="dxa" w:w="1440"/>
+          </w:tcPr>
+          <w:p>
+            <w:pPr>
+              <w:jc w:val="center"/>
+            </w:pPr>
+            <w:r>
+              <w:rPr>
+                <w:b/>
+                <w:sz w:val="17"/>
+              </w:rPr>
+              <w:t>6年度から1年先</w:t>
+            </w:r>
+          </w:p>
+        </w:tc>
+      </w:tr>
+      <w:tr>
+        <w:tc>
+          <w:tcPr>
+            <w:tcW w:type="dxa" w:w="1440"/>
+          </w:tcPr>
+          <w:p>
+            <w:r>
+              <w:rPr>
+                <w:sz w:val="17"/>
+              </w:rPr>
+              <w:t>第1号被保険者数</w:t>
+            </w:r>
+          </w:p>
+        </w:tc>
+        <w:tc>
+          <w:tcPr>
+            <w:tcW w:type="dxa" w:w="1440"/>
+          </w:tcPr>
+          <w:p>
+            <w:pPr>
+              <w:jc w:val="right"/>
+            </w:pPr>
+            <w:r>
+              <w:rPr>
+                <w:sz w:val="17"/>
+              </w:rPr>
+              <w:t>10.22％</w:t>
+            </w:r>
+          </w:p>
+        </w:tc>
+        <w:tc>
+          <w:tcPr>
+            <w:tcW w:type="dxa" w:w="1440"/>
+          </w:tcPr>
+          <w:p>
+            <w:pPr>
+              <w:jc w:val="right"/>
+            </w:pPr>
+            <w:r>
+              <w:rPr>
+                <w:sz w:val="17"/>
+              </w:rPr>
+              <w:t>3.31％</w:t>
+            </w:r>
+          </w:p>
+        </w:tc>
+        <w:tc>
+          <w:tcPr>
+            <w:tcW w:type="dxa" w:w="1440"/>
+          </w:tcPr>
+          <w:p>
+            <w:pPr>
+              <w:jc w:val="right"/>
+            </w:pPr>
+            <w:r>
+              <w:rPr>
+                <w:sz w:val="17"/>
+              </w:rPr>
+              <w:t>2.99％</w:t>
+            </w:r>
+          </w:p>
+        </w:tc>
+        <w:tc>
+          <w:tcPr>
+            <w:tcW w:type="dxa" w:w="1440"/>
+          </w:tcPr>
+          <w:p>
+            <w:pPr>
+              <w:jc w:val="right"/>
+            </w:pPr>
+            <w:r>
+              <w:rPr>
+                <w:sz w:val="17"/>
+              </w:rPr>
+              <w:t>3.32％</w:t>
+            </w:r>
+          </w:p>
+        </w:tc>
+        <w:tc>
+          <w:tcPr>
+            <w:tcW w:type="dxa" w:w="1440"/>
+          </w:tcPr>
+          <w:p>
+            <w:pPr>
+              <w:jc w:val="right"/>
+            </w:pPr>
+            <w:r>
+              <w:rPr>
+                <w:sz w:val="17"/>
+              </w:rPr>
+              <w:t>3.64％</w:t>
+            </w:r>
+          </w:p>
+        </w:tc>
+      </w:tr>
+      <w:tr>
+        <w:tc>
+          <w:tcPr>
+            <w:tcW w:type="dxa" w:w="1440"/>
+          </w:tcPr>
+          <w:p>
+            <w:r>
+              <w:rPr>
+                <w:sz w:val="17"/>
+              </w:rPr>
+              <w:t>75歳以上人口</w:t>
+            </w:r>
+          </w:p>
+        </w:tc>
+        <w:tc>
+          <w:tcPr>
+            <w:tcW w:type="dxa" w:w="1440"/>
+          </w:tcPr>
+          <w:p>
+            <w:pPr>
+              <w:jc w:val="right"/>
+            </w:pPr>
+            <w:r>
+              <w:rPr>
+                <w:sz w:val="17"/>
+              </w:rPr>
+              <w:t>10.69％</w:t>
+            </w:r>
+          </w:p>
+        </w:tc>
+        <w:tc>
+          <w:tcPr>
+            <w:tcW w:type="dxa" w:w="1440"/>
+          </w:tcPr>
+          <w:p>
+            <w:pPr>
+              <w:jc w:val="right"/>
+            </w:pPr>
+            <w:r>
+              <w:rPr>
+                <w:sz w:val="17"/>
+              </w:rPr>
+              <w:t>4.24％</w:t>
+            </w:r>
+          </w:p>
+        </w:tc>
+        <w:tc>
+          <w:tcPr>
+            <w:tcW w:type="dxa" w:w="1440"/>
+          </w:tcPr>
+          <w:p>
+            <w:pPr>
+              <w:jc w:val="right"/>
+            </w:pPr>
+            <w:r>
+              <w:rPr>
+                <w:sz w:val="17"/>
+              </w:rPr>
+              <w:t>2.51％</w:t>
+            </w:r>
+          </w:p>
+        </w:tc>
+        <w:tc>
+          <w:tcPr>
+            <w:tcW w:type="dxa" w:w="1440"/>
+          </w:tcPr>
+          <w:p>
+            <w:pPr>
+              <w:jc w:val="right"/>
+            </w:pPr>
+            <w:r>
+              <w:rPr>
+                <w:sz w:val="17"/>
+              </w:rPr>
+              <w:t>5.10％</w:t>
+            </w:r>
+          </w:p>
+        </w:tc>
+        <w:tc>
+          <w:tcPr>
+            <w:tcW w:type="dxa" w:w="1440"/>
+          </w:tcPr>
+          <w:p>
+            <w:pPr>
+              <w:jc w:val="right"/>
+            </w:pPr>
+            <w:r>
+              <w:rPr>
+                <w:sz w:val="17"/>
+              </w:rPr>
+              <w:t>5.10％</w:t>
+            </w:r>
+          </w:p>
+        </w:tc>
+      </w:tr>
+      <w:tr>
+        <w:tc>
+          <w:tcPr>
+            <w:tcW w:type="dxa" w:w="1440"/>
+          </w:tcPr>
+          <w:p>
+            <w:r>
+              <w:rPr>
+                <w:sz w:val="17"/>
+              </w:rPr>
+              <w:t>認定者数</w:t>
+            </w:r>
+          </w:p>
+        </w:tc>
+        <w:tc>
+          <w:tcPr>
+            <w:tcW w:type="dxa" w:w="1440"/>
+          </w:tcPr>
+          <w:p>
+            <w:pPr>
+              <w:jc w:val="right"/>
+            </w:pPr>
+            <w:r>
+              <w:rPr>
+                <w:sz w:val="17"/>
+              </w:rPr>
+              <w:t>11.86％</w:t>
+            </w:r>
+          </w:p>
+        </w:tc>
+        <w:tc>
+          <w:tcPr>
+            <w:tcW w:type="dxa" w:w="1440"/>
+          </w:tcPr>
+          <w:p>
+            <w:pPr>
+              <w:jc w:val="right"/>
+            </w:pPr>
+            <w:r>
+              <w:rPr>
+                <w:sz w:val="17"/>
+              </w:rPr>
+              <w:t>6.39％</w:t>
+            </w:r>
+          </w:p>
+        </w:tc>
+        <w:tc>
+          <w:tcPr>
+            <w:tcW w:type="dxa" w:w="1440"/>
+          </w:tcPr>
+          <w:p>
+            <w:pPr>
+              <w:jc w:val="right"/>
+            </w:pPr>
+            <w:r>
+              <w:rPr>
+                <w:sz w:val="17"/>
+              </w:rPr>
+              <w:t>2.20％</w:t>
+            </w:r>
+          </w:p>
+        </w:tc>
+        <w:tc>
+          <w:tcPr>
+            <w:tcW w:type="dxa" w:w="1440"/>
+          </w:tcPr>
+          <w:p>
+            <w:pPr>
+              <w:jc w:val="right"/>
+            </w:pPr>
+            <w:r>
+              <w:rPr>
+                <w:sz w:val="17"/>
+              </w:rPr>
+              <w:t>7.36％</w:t>
+            </w:r>
+          </w:p>
+        </w:tc>
+        <w:tc>
+          <w:tcPr>
+            <w:tcW w:type="dxa" w:w="1440"/>
+          </w:tcPr>
+          <w:p>
+            <w:pPr>
+              <w:jc w:val="right"/>
+            </w:pPr>
+            <w:r>
+              <w:rPr>
+                <w:sz w:val="17"/>
+              </w:rPr>
+              <w:t>9.60％</w:t>
+            </w:r>
+          </w:p>
+        </w:tc>
+      </w:tr>
+    </w:tbl>
+    <w:p>
+      <w:r>
+        <w:t>**認定者数を分母に置くと、令和6年度を予測するときは最も当たるのに（誤差2.20％）、令和7年度を予測すると9〜10％に跳ねます。**令和7年9月審査分の段差で分母が16％落ちるためです。第1号被保険者数を分母に置いている理由は、ここにあります。</w:t>
+      </w:r>
+    </w:p>
+    <w:p>
+      <w:r>
+        <w:t>**見込量の算定に使う利用率の分母は認定者数であるべきものです**（第1号被保険者数×認定率×利用率の3段。在宅サービスの分母は認定者数−施設・居住系利用者数）。小野町で第1号被保険者数を分母に置いているのは、その原則を曲げているのではなく、**認定者数の系列が壊れているためです。**計上方法の確認が取れ次第、3段に組み替えます。</w:t>
+      </w:r>
+    </w:p>
+    <w:p>
+      <w:pPr>
+        <w:pStyle w:val="Heading1"/>
+      </w:pPr>
+      <w:r>
+        <w:rPr>
+          <w:rFonts w:ascii="游ゴシック" w:hAnsi="游ゴシック" w:eastAsia="游ゴシック"/>
+        </w:rPr>
+        <w:t>5　サービス見込量</w:t>
       </w:r>
     </w:p>
     <w:p>
@@ -13668,7 +15002,7 @@
         <w:rPr>
           <w:rFonts w:ascii="游ゴシック" w:hAnsi="游ゴシック" w:eastAsia="游ゴシック"/>
         </w:rPr>
-        <w:t>5　給付費と標準給付費</w:t>
+        <w:t>6　給付費と標準給付費</w:t>
       </w:r>
     </w:p>
     <w:tbl>
@@ -14662,7 +15996,7 @@
         <w:rPr>
           <w:rFonts w:ascii="游ゴシック" w:hAnsi="游ゴシック" w:eastAsia="游ゴシック"/>
         </w:rPr>
-        <w:t>6　地域支援事業費</w:t>
+        <w:t>7　地域支援事業費</w:t>
       </w:r>
     </w:p>
     <w:p>
@@ -15331,7 +16665,7 @@
         <w:rPr>
           <w:rFonts w:ascii="游ゴシック" w:hAnsi="游ゴシック" w:eastAsia="游ゴシック"/>
         </w:rPr>
-        <w:t>7　供給実現性（町内の定員との突合）</w:t>
+        <w:t>8　供給実現性（町内の定員との突合）</w:t>
       </w:r>
     </w:p>
     <w:tbl>
@@ -16612,7 +17946,7 @@
         <w:rPr>
           <w:rFonts w:ascii="游ゴシック" w:hAnsi="游ゴシック" w:eastAsia="游ゴシック"/>
         </w:rPr>
-        <w:t>8　保険料の試算</w:t>
+        <w:t>9　保険料の試算</w:t>
       </w:r>
     </w:p>
     <w:p>
@@ -16898,7 +18232,7 @@
               <w:rPr>
                 <w:sz w:val="17"/>
               </w:rPr>
-              <w:t>5.963％</w:t>
+              <w:t>6.148％</w:t>
             </w:r>
           </w:p>
         </w:tc>
@@ -16914,7 +18248,7 @@
               <w:rPr>
                 <w:sz w:val="17"/>
               </w:rPr>
-              <w:t>5.963％（公表値から逆算）</w:t>
+              <w:t>6.148％（公表値から逆算）</w:t>
             </w:r>
           </w:p>
         </w:tc>
@@ -16945,7 +18279,7 @@
               <w:rPr>
                 <w:sz w:val="17"/>
               </w:rPr>
-              <w:t>767,327千円</w:t>
+              <w:t>767,430千円</w:t>
             </w:r>
           </w:p>
         </w:tc>
@@ -17157,7 +18491,7 @@
               <w:rPr>
                 <w:sz w:val="17"/>
               </w:rPr>
-              <w:t>6,569円</w:t>
+              <w:t>6,570円</w:t>
             </w:r>
           </w:p>
         </w:tc>
@@ -17173,7 +18507,7 @@
               <w:rPr>
                 <w:sz w:val="17"/>
               </w:rPr>
-              <w:t>-31円</w:t>
+              <w:t>-30円</w:t>
             </w:r>
           </w:p>
         </w:tc>
@@ -17204,7 +18538,7 @@
               <w:rPr>
                 <w:sz w:val="17"/>
               </w:rPr>
-              <w:t>6,466円</w:t>
+              <w:t>6,467円</w:t>
             </w:r>
           </w:p>
         </w:tc>
@@ -17220,7 +18554,7 @@
               <w:rPr>
                 <w:sz w:val="17"/>
               </w:rPr>
-              <w:t>-134円</w:t>
+              <w:t>-133円</w:t>
             </w:r>
           </w:p>
         </w:tc>
@@ -17298,7 +18632,7 @@
               <w:rPr>
                 <w:sz w:val="17"/>
               </w:rPr>
-              <w:t>6,867円</w:t>
+              <w:t>6,868円</w:t>
             </w:r>
           </w:p>
         </w:tc>
@@ -17314,7 +18648,7 @@
               <w:rPr>
                 <w:sz w:val="17"/>
               </w:rPr>
-              <w:t>+267円</w:t>
+              <w:t>+268円</w:t>
             </w:r>
           </w:p>
         </w:tc>
@@ -17330,7 +18664,7 @@
     </w:p>
     <w:p>
       <w:r>
-        <w:t>**保険料の水準を左右するのは、給付費の精度ではなく制度側の2つです。**第1号被保険者負担割合が1ポイント上がると月額298円、調整交付金の見込交付割合が1ポイント下がると月額290円動きます。給付費1％は62.0円、地域支援事業費1％は3.7円にとどまります。</w:t>
+        <w:t>**保険料の水準を左右するのは、給付費の精度ではなく制度側の2つです。**第1号被保険者負担割合が1ポイント上がると月額298円、調整交付金の見込交付割合が1ポイント下がると月額281円動きます。給付費1％は61.5円、地域支援事業費1％は4.2円にとどまります。</w:t>
       </w:r>
     </w:p>
     <w:p>
@@ -17341,7 +18675,7 @@
         <w:rPr>
           <w:rFonts w:ascii="游ゴシック" w:hAnsi="游ゴシック" w:eastAsia="游ゴシック"/>
         </w:rPr>
-        <w:t>9　据え置いた前提と、確定したときに動く幅</w:t>
+        <w:t>10　据え置いた前提と、確定したときに動く幅</w:t>
       </w:r>
     </w:p>
     <w:p>
@@ -17467,7 +18801,7 @@
               <w:rPr>
                 <w:sz w:val="17"/>
               </w:rPr>
-              <w:t>±1.5％で月額±93円</w:t>
+              <w:t>±1.5％で月額±92円</w:t>
             </w:r>
           </w:p>
         </w:tc>
@@ -17562,7 +18896,7 @@
               <w:rPr>
                 <w:sz w:val="17"/>
               </w:rPr>
-              <w:t>5.963％（第9期からの逆算）</w:t>
+              <w:t>6.148％（第9期からの逆算。基数は標準給付費見込額のみ）</w:t>
             </w:r>
           </w:p>
         </w:tc>
@@ -17575,7 +18909,7 @@
               <w:rPr>
                 <w:sz w:val="17"/>
               </w:rPr>
-              <w:t>1ポイント低下で月額+290円</w:t>
+              <w:t>1ポイント低下で月額+281円</w:t>
             </w:r>
           </w:p>
         </w:tc>
@@ -17629,7 +18963,7 @@
               <w:rPr>
                 <w:sz w:val="17"/>
               </w:rPr>
-              <w:t>1％で月額+3.7円</w:t>
+              <w:t>1％で月額+4.2円</w:t>
             </w:r>
           </w:p>
         </w:tc>
@@ -18039,7 +19373,7 @@
         <w:rPr>
           <w:rFonts w:ascii="游ゴシック" w:hAnsi="游ゴシック" w:eastAsia="游ゴシック"/>
         </w:rPr>
-        <w:t>10　町にご確認いただきたいこと</w:t>
+        <w:t>11　町にご確認いただきたいこと</w:t>
       </w:r>
     </w:p>
     <w:p>

--- a/小野町_引継ぎ_整理済/04_算定・見込量/小野町_第10期_サービス見込量の算定結果_20260915.docx
+++ b/小野町_引継ぎ_整理済/04_算定・見込量/小野町_第10期_サービス見込量の算定結果_20260915.docx
@@ -17936,6 +17936,439 @@
     <w:p>
       <w:r>
         <w:t>**小規模多機能型居宅介護だけは確認が要ります。**令和11年度の登録者数の見込みが30.5人／月ですが、登録定員は1事業所29人以下と定められています。事業所数と登録定員をご教示ください。</w:t>
+      </w:r>
+    </w:p>
+    <w:p>
+      <w:pPr>
+        <w:pStyle w:val="Heading2"/>
+      </w:pPr>
+      <w:r>
+        <w:rPr>
+          <w:rFonts w:ascii="游ゴシック" w:hAnsi="游ゴシック" w:eastAsia="游ゴシック"/>
+        </w:rPr>
+        <w:t>（参考）必要利用定員総数（介護保険法第117条第2項第1号）</w:t>
+      </w:r>
+    </w:p>
+    <w:p>
+      <w:r>
+        <w:t>**上の突合とは別に、地域密着型の3サービスについては各年度の必要利用定員総数を計画に定めることが法律で求められています。**努力義務ではなく必須記載事項です。令和8年9月16日に、認知症基本法の点検にあわせてこの表を追加しました。</w:t>
+      </w:r>
+    </w:p>
+    <w:p>
+      <w:r>
+        <w:t>**本町の第9期計画にはこの表がなく、当初の見込量算定でも落ちていました。**小規模な町村の計画で落ちやすい項目です。</w:t>
+      </w:r>
+    </w:p>
+    <w:tbl>
+      <w:tblPr>
+        <w:tblStyle w:val="TableGrid"/>
+        <w:tblW w:type="auto" w:w="0"/>
+        <w:tblLook w:firstColumn="1" w:firstRow="1" w:lastColumn="0" w:lastRow="0" w:noHBand="0" w:noVBand="1" w:val="04A0"/>
+      </w:tblPr>
+      <w:tblGrid>
+        <w:gridCol w:w="1440"/>
+        <w:gridCol w:w="1440"/>
+        <w:gridCol w:w="1440"/>
+        <w:gridCol w:w="1440"/>
+        <w:gridCol w:w="1440"/>
+        <w:gridCol w:w="1440"/>
+      </w:tblGrid>
+      <w:tr>
+        <w:tc>
+          <w:tcPr>
+            <w:tcW w:type="dxa" w:w="1440"/>
+          </w:tcPr>
+          <w:p>
+            <w:pPr>
+              <w:jc w:val="center"/>
+            </w:pPr>
+            <w:r>
+              <w:rPr>
+                <w:b/>
+                <w:sz w:val="17"/>
+              </w:rPr>
+              <w:t>サービス</w:t>
+            </w:r>
+          </w:p>
+        </w:tc>
+        <w:tc>
+          <w:tcPr>
+            <w:tcW w:type="dxa" w:w="1440"/>
+          </w:tcPr>
+          <w:p>
+            <w:pPr>
+              <w:jc w:val="center"/>
+            </w:pPr>
+            <w:r>
+              <w:rPr>
+                <w:b/>
+                <w:sz w:val="17"/>
+              </w:rPr>
+              <w:t>町内定員（令和7年度）</w:t>
+            </w:r>
+          </w:p>
+        </w:tc>
+        <w:tc>
+          <w:tcPr>
+            <w:tcW w:type="dxa" w:w="1440"/>
+          </w:tcPr>
+          <w:p>
+            <w:pPr>
+              <w:jc w:val="center"/>
+            </w:pPr>
+            <w:r>
+              <w:rPr>
+                <w:b/>
+                <w:sz w:val="17"/>
+              </w:rPr>
+              <w:t>令和7年度の利用（人／月）</w:t>
+            </w:r>
+          </w:p>
+        </w:tc>
+        <w:tc>
+          <w:tcPr>
+            <w:tcW w:type="dxa" w:w="1440"/>
+          </w:tcPr>
+          <w:p>
+            <w:pPr>
+              <w:jc w:val="center"/>
+            </w:pPr>
+            <w:r>
+              <w:rPr>
+                <w:b/>
+                <w:sz w:val="17"/>
+              </w:rPr>
+              <w:t>令和9年度</w:t>
+            </w:r>
+          </w:p>
+        </w:tc>
+        <w:tc>
+          <w:tcPr>
+            <w:tcW w:type="dxa" w:w="1440"/>
+          </w:tcPr>
+          <w:p>
+            <w:pPr>
+              <w:jc w:val="center"/>
+            </w:pPr>
+            <w:r>
+              <w:rPr>
+                <w:b/>
+                <w:sz w:val="17"/>
+              </w:rPr>
+              <w:t>令和10年度</w:t>
+            </w:r>
+          </w:p>
+        </w:tc>
+        <w:tc>
+          <w:tcPr>
+            <w:tcW w:type="dxa" w:w="1440"/>
+          </w:tcPr>
+          <w:p>
+            <w:pPr>
+              <w:jc w:val="center"/>
+            </w:pPr>
+            <w:r>
+              <w:rPr>
+                <w:b/>
+                <w:sz w:val="17"/>
+              </w:rPr>
+              <w:t>令和11年度</w:t>
+            </w:r>
+          </w:p>
+        </w:tc>
+      </w:tr>
+      <w:tr>
+        <w:tc>
+          <w:tcPr>
+            <w:tcW w:type="dxa" w:w="1440"/>
+          </w:tcPr>
+          <w:p>
+            <w:r>
+              <w:rPr>
+                <w:sz w:val="17"/>
+              </w:rPr>
+              <w:t>認知症対応型共同生活介護</w:t>
+            </w:r>
+          </w:p>
+        </w:tc>
+        <w:tc>
+          <w:tcPr>
+            <w:tcW w:type="dxa" w:w="1440"/>
+          </w:tcPr>
+          <w:p>
+            <w:pPr>
+              <w:jc w:val="right"/>
+            </w:pPr>
+            <w:r>
+              <w:rPr>
+                <w:sz w:val="17"/>
+              </w:rPr>
+              <w:t>98人</w:t>
+            </w:r>
+          </w:p>
+        </w:tc>
+        <w:tc>
+          <w:tcPr>
+            <w:tcW w:type="dxa" w:w="1440"/>
+          </w:tcPr>
+          <w:p>
+            <w:pPr>
+              <w:jc w:val="right"/>
+            </w:pPr>
+            <w:r>
+              <w:rPr>
+                <w:sz w:val="17"/>
+              </w:rPr>
+              <w:t>45.8</w:t>
+            </w:r>
+          </w:p>
+        </w:tc>
+        <w:tc>
+          <w:tcPr>
+            <w:tcW w:type="dxa" w:w="1440"/>
+          </w:tcPr>
+          <w:p>
+            <w:pPr>
+              <w:jc w:val="right"/>
+            </w:pPr>
+            <w:r>
+              <w:rPr>
+                <w:sz w:val="17"/>
+              </w:rPr>
+              <w:t>98人</w:t>
+            </w:r>
+          </w:p>
+        </w:tc>
+        <w:tc>
+          <w:tcPr>
+            <w:tcW w:type="dxa" w:w="1440"/>
+          </w:tcPr>
+          <w:p>
+            <w:pPr>
+              <w:jc w:val="right"/>
+            </w:pPr>
+            <w:r>
+              <w:rPr>
+                <w:sz w:val="17"/>
+              </w:rPr>
+              <w:t>98人</w:t>
+            </w:r>
+          </w:p>
+        </w:tc>
+        <w:tc>
+          <w:tcPr>
+            <w:tcW w:type="dxa" w:w="1440"/>
+          </w:tcPr>
+          <w:p>
+            <w:pPr>
+              <w:jc w:val="right"/>
+            </w:pPr>
+            <w:r>
+              <w:rPr>
+                <w:sz w:val="17"/>
+              </w:rPr>
+              <w:t>98人</w:t>
+            </w:r>
+          </w:p>
+        </w:tc>
+      </w:tr>
+      <w:tr>
+        <w:tc>
+          <w:tcPr>
+            <w:tcW w:type="dxa" w:w="1440"/>
+          </w:tcPr>
+          <w:p>
+            <w:r>
+              <w:rPr>
+                <w:sz w:val="17"/>
+              </w:rPr>
+              <w:t>地域密着型特定施設入居者生活介護</w:t>
+            </w:r>
+          </w:p>
+        </w:tc>
+        <w:tc>
+          <w:tcPr>
+            <w:tcW w:type="dxa" w:w="1440"/>
+          </w:tcPr>
+          <w:p>
+            <w:pPr>
+              <w:jc w:val="right"/>
+            </w:pPr>
+            <w:r>
+              <w:rPr>
+                <w:sz w:val="17"/>
+              </w:rPr>
+              <w:t>0人</w:t>
+            </w:r>
+          </w:p>
+        </w:tc>
+        <w:tc>
+          <w:tcPr>
+            <w:tcW w:type="dxa" w:w="1440"/>
+          </w:tcPr>
+          <w:p>
+            <w:pPr>
+              <w:jc w:val="right"/>
+            </w:pPr>
+            <w:r>
+              <w:rPr>
+                <w:sz w:val="17"/>
+              </w:rPr>
+              <w:t>0.0</w:t>
+            </w:r>
+          </w:p>
+        </w:tc>
+        <w:tc>
+          <w:tcPr>
+            <w:tcW w:type="dxa" w:w="1440"/>
+          </w:tcPr>
+          <w:p>
+            <w:pPr>
+              <w:jc w:val="right"/>
+            </w:pPr>
+            <w:r>
+              <w:rPr>
+                <w:sz w:val="17"/>
+              </w:rPr>
+              <w:t>0人</w:t>
+            </w:r>
+          </w:p>
+        </w:tc>
+        <w:tc>
+          <w:tcPr>
+            <w:tcW w:type="dxa" w:w="1440"/>
+          </w:tcPr>
+          <w:p>
+            <w:pPr>
+              <w:jc w:val="right"/>
+            </w:pPr>
+            <w:r>
+              <w:rPr>
+                <w:sz w:val="17"/>
+              </w:rPr>
+              <w:t>0人</w:t>
+            </w:r>
+          </w:p>
+        </w:tc>
+        <w:tc>
+          <w:tcPr>
+            <w:tcW w:type="dxa" w:w="1440"/>
+          </w:tcPr>
+          <w:p>
+            <w:pPr>
+              <w:jc w:val="right"/>
+            </w:pPr>
+            <w:r>
+              <w:rPr>
+                <w:sz w:val="17"/>
+              </w:rPr>
+              <w:t>0人</w:t>
+            </w:r>
+          </w:p>
+        </w:tc>
+      </w:tr>
+      <w:tr>
+        <w:tc>
+          <w:tcPr>
+            <w:tcW w:type="dxa" w:w="1440"/>
+          </w:tcPr>
+          <w:p>
+            <w:r>
+              <w:rPr>
+                <w:sz w:val="17"/>
+              </w:rPr>
+              <w:t>地域密着型介護老人福祉施設入所者生活介護</w:t>
+            </w:r>
+          </w:p>
+        </w:tc>
+        <w:tc>
+          <w:tcPr>
+            <w:tcW w:type="dxa" w:w="1440"/>
+          </w:tcPr>
+          <w:p>
+            <w:pPr>
+              <w:jc w:val="right"/>
+            </w:pPr>
+            <w:r>
+              <w:rPr>
+                <w:sz w:val="17"/>
+              </w:rPr>
+              <w:t>58人</w:t>
+            </w:r>
+          </w:p>
+        </w:tc>
+        <w:tc>
+          <w:tcPr>
+            <w:tcW w:type="dxa" w:w="1440"/>
+          </w:tcPr>
+          <w:p>
+            <w:pPr>
+              <w:jc w:val="right"/>
+            </w:pPr>
+            <w:r>
+              <w:rPr>
+                <w:sz w:val="17"/>
+              </w:rPr>
+              <w:t>40.8</w:t>
+            </w:r>
+          </w:p>
+        </w:tc>
+        <w:tc>
+          <w:tcPr>
+            <w:tcW w:type="dxa" w:w="1440"/>
+          </w:tcPr>
+          <w:p>
+            <w:pPr>
+              <w:jc w:val="right"/>
+            </w:pPr>
+            <w:r>
+              <w:rPr>
+                <w:sz w:val="17"/>
+              </w:rPr>
+              <w:t>58人</w:t>
+            </w:r>
+          </w:p>
+        </w:tc>
+        <w:tc>
+          <w:tcPr>
+            <w:tcW w:type="dxa" w:w="1440"/>
+          </w:tcPr>
+          <w:p>
+            <w:pPr>
+              <w:jc w:val="right"/>
+            </w:pPr>
+            <w:r>
+              <w:rPr>
+                <w:sz w:val="17"/>
+              </w:rPr>
+              <w:t>58人</w:t>
+            </w:r>
+          </w:p>
+        </w:tc>
+        <w:tc>
+          <w:tcPr>
+            <w:tcW w:type="dxa" w:w="1440"/>
+          </w:tcPr>
+          <w:p>
+            <w:pPr>
+              <w:jc w:val="right"/>
+            </w:pPr>
+            <w:r>
+              <w:rPr>
+                <w:sz w:val="17"/>
+              </w:rPr>
+              <w:t>58人</w:t>
+            </w:r>
+          </w:p>
+        </w:tc>
+      </w:tr>
+    </w:tbl>
+    <w:p>
+      <w:r>
+        <w:rPr>
+          <w:sz w:val="18"/>
+        </w:rPr>
+        <w:t>※ 本町は町全域を1つの日常生活圏域とするため、圏域別の区分は生じません。※ 「令和7年度の利用」は本町の被保険者が1月あたりに利用した人数で、町外の事業所の利用を含みます。認知症対応型共同生活介護は介護給付と予防給付の合計です。※ いずれも見込量に対し定員に余力があるため、現行の定員を維持する案です。※ 認知症対応型共同生活介護は認知症基本法第18条（保健医療サービス及び福祉サービスの提供体制の整備等）とも直結します。**定員が令和4年度71人から令和6年度98人へ27人増えた経緯と、町外の方の利用割合をご教示いただいたうえで確定します。**</w:t>
       </w:r>
     </w:p>
     <w:p>

--- a/小野町_引継ぎ_整理済/04_算定・見込量/小野町_第10期_サービス見込量の算定結果_20260915.docx
+++ b/小野町_引継ぎ_整理済/04_算定・見込量/小野町_第10期_サービス見込量の算定結果_20260915.docx
@@ -2773,6 +2773,833 @@
     </w:p>
     <w:p>
       <w:pPr>
+        <w:pStyle w:val="Heading2"/>
+      </w:pPr>
+      <w:r>
+        <w:rPr>
+          <w:rFonts w:ascii="游ゴシック" w:hAnsi="游ゴシック" w:eastAsia="游ゴシック"/>
+        </w:rPr>
+        <w:t>（参考）要介護度別の伸びで延ばす方法</w:t>
+      </w:r>
+    </w:p>
+    <w:p>
+      <w:r>
+        <w:t>他町村では、基準年度の**要介護度別**の給付費に**要介護度別の認定者数の伸び**を乗じて足し上げる方法を採っています。1人当たりの水準は基準年度で据え置き、要介護度の構成の変化だけを織り込む方法です。当方の方法が第1号被保険者1人当たりの利用率を延ばすのに対し、まったく別の組み立てになります。</w:t>
+      </w:r>
+    </w:p>
+    <w:p>
+      <w:r>
+        <w:t>小野町でも年報の様式2（要介護度別の給付費）と様式1の5（要介護度別の認定者数）がそろっていますので、同じバックテストで測りました。結果は次のとおりです。</w:t>
+      </w:r>
+    </w:p>
+    <w:tbl>
+      <w:tblPr>
+        <w:tblStyle w:val="TableGrid"/>
+        <w:tblW w:type="auto" w:w="0"/>
+        <w:tblLook w:firstColumn="1" w:firstRow="1" w:lastColumn="0" w:lastRow="0" w:noHBand="0" w:noVBand="1" w:val="04A0"/>
+      </w:tblPr>
+      <w:tblGrid>
+        <w:gridCol w:w="1234"/>
+        <w:gridCol w:w="1234"/>
+        <w:gridCol w:w="1234"/>
+        <w:gridCol w:w="1234"/>
+        <w:gridCol w:w="1234"/>
+        <w:gridCol w:w="1234"/>
+        <w:gridCol w:w="1234"/>
+      </w:tblGrid>
+      <w:tr>
+        <w:tc>
+          <w:tcPr>
+            <w:tcW w:type="dxa" w:w="1234"/>
+          </w:tcPr>
+          <w:p>
+            <w:pPr>
+              <w:jc w:val="center"/>
+            </w:pPr>
+            <w:r>
+              <w:rPr>
+                <w:b/>
+                <w:sz w:val="17"/>
+              </w:rPr>
+              <w:t>起点→予測先</w:t>
+            </w:r>
+          </w:p>
+        </w:tc>
+        <w:tc>
+          <w:tcPr>
+            <w:tcW w:type="dxa" w:w="1234"/>
+          </w:tcPr>
+          <w:p>
+            <w:pPr>
+              <w:jc w:val="center"/>
+            </w:pPr>
+            <w:r>
+              <w:rPr>
+                <w:b/>
+                <w:sz w:val="17"/>
+              </w:rPr>
+              <w:t>実績（千円）</w:t>
+            </w:r>
+          </w:p>
+        </w:tc>
+        <w:tc>
+          <w:tcPr>
+            <w:tcW w:type="dxa" w:w="1234"/>
+          </w:tcPr>
+          <w:p>
+            <w:pPr>
+              <w:jc w:val="center"/>
+            </w:pPr>
+            <w:r>
+              <w:rPr>
+                <w:b/>
+                <w:sz w:val="17"/>
+              </w:rPr>
+              <w:t>要介護度別（千円）</w:t>
+            </w:r>
+          </w:p>
+        </w:tc>
+        <w:tc>
+          <w:tcPr>
+            <w:tcW w:type="dxa" w:w="1234"/>
+          </w:tcPr>
+          <w:p>
+            <w:pPr>
+              <w:jc w:val="center"/>
+            </w:pPr>
+            <w:r>
+              <w:rPr>
+                <w:b/>
+                <w:sz w:val="17"/>
+              </w:rPr>
+              <w:t>誤差</w:t>
+            </w:r>
+          </w:p>
+        </w:tc>
+        <w:tc>
+          <w:tcPr>
+            <w:tcW w:type="dxa" w:w="1234"/>
+          </w:tcPr>
+          <w:p>
+            <w:pPr>
+              <w:jc w:val="center"/>
+            </w:pPr>
+            <w:r>
+              <w:rPr>
+                <w:b/>
+                <w:sz w:val="17"/>
+              </w:rPr>
+              <w:t>当方（千円）</w:t>
+            </w:r>
+          </w:p>
+        </w:tc>
+        <w:tc>
+          <w:tcPr>
+            <w:tcW w:type="dxa" w:w="1234"/>
+          </w:tcPr>
+          <w:p>
+            <w:pPr>
+              <w:jc w:val="center"/>
+            </w:pPr>
+            <w:r>
+              <w:rPr>
+                <w:b/>
+                <w:sz w:val="17"/>
+              </w:rPr>
+              <w:t>誤差</w:t>
+            </w:r>
+          </w:p>
+        </w:tc>
+        <w:tc>
+          <w:tcPr>
+            <w:tcW w:type="dxa" w:w="1234"/>
+          </w:tcPr>
+          <w:p>
+            <w:pPr>
+              <w:jc w:val="center"/>
+            </w:pPr>
+            <w:r>
+              <w:rPr>
+                <w:b/>
+                <w:sz w:val="17"/>
+              </w:rPr>
+              <w:t>断層を</w:t>
+            </w:r>
+          </w:p>
+        </w:tc>
+      </w:tr>
+      <w:tr>
+        <w:tc>
+          <w:tcPr>
+            <w:tcW w:type="dxa" w:w="1234"/>
+          </w:tcPr>
+          <w:p>
+            <w:r>
+              <w:rPr>
+                <w:sz w:val="17"/>
+              </w:rPr>
+              <w:t>令和5年度→令和6年度</w:t>
+            </w:r>
+          </w:p>
+        </w:tc>
+        <w:tc>
+          <w:tcPr>
+            <w:tcW w:type="dxa" w:w="1234"/>
+          </w:tcPr>
+          <w:p>
+            <w:pPr>
+              <w:jc w:val="right"/>
+            </w:pPr>
+            <w:r>
+              <w:rPr>
+                <w:sz w:val="17"/>
+              </w:rPr>
+              <w:t>1,085,998</w:t>
+            </w:r>
+          </w:p>
+        </w:tc>
+        <w:tc>
+          <w:tcPr>
+            <w:tcW w:type="dxa" w:w="1234"/>
+          </w:tcPr>
+          <w:p>
+            <w:pPr>
+              <w:jc w:val="right"/>
+            </w:pPr>
+            <w:r>
+              <w:rPr>
+                <w:sz w:val="17"/>
+              </w:rPr>
+              <w:t>1,074,449</w:t>
+            </w:r>
+          </w:p>
+        </w:tc>
+        <w:tc>
+          <w:tcPr>
+            <w:tcW w:type="dxa" w:w="1234"/>
+          </w:tcPr>
+          <w:p>
+            <w:pPr>
+              <w:jc w:val="right"/>
+            </w:pPr>
+            <w:r>
+              <w:rPr>
+                <w:sz w:val="17"/>
+              </w:rPr>
+              <w:t>-1.06%</w:t>
+            </w:r>
+          </w:p>
+        </w:tc>
+        <w:tc>
+          <w:tcPr>
+            <w:tcW w:type="dxa" w:w="1234"/>
+          </w:tcPr>
+          <w:p>
+            <w:pPr>
+              <w:jc w:val="right"/>
+            </w:pPr>
+            <w:r>
+              <w:rPr>
+                <w:sz w:val="17"/>
+              </w:rPr>
+              <w:t>1,053,548</w:t>
+            </w:r>
+          </w:p>
+        </w:tc>
+        <w:tc>
+          <w:tcPr>
+            <w:tcW w:type="dxa" w:w="1234"/>
+          </w:tcPr>
+          <w:p>
+            <w:pPr>
+              <w:jc w:val="right"/>
+            </w:pPr>
+            <w:r>
+              <w:rPr>
+                <w:sz w:val="17"/>
+              </w:rPr>
+              <w:t>-2.99%</w:t>
+            </w:r>
+          </w:p>
+        </w:tc>
+        <w:tc>
+          <w:tcPr>
+            <w:tcW w:type="dxa" w:w="1234"/>
+          </w:tcPr>
+          <w:p>
+            <w:pPr>
+              <w:jc w:val="right"/>
+            </w:pPr>
+            <w:r>
+              <w:rPr>
+                <w:sz w:val="17"/>
+              </w:rPr>
+              <w:t>またがない</w:t>
+            </w:r>
+          </w:p>
+        </w:tc>
+      </w:tr>
+      <w:tr>
+        <w:tc>
+          <w:tcPr>
+            <w:tcW w:type="dxa" w:w="1234"/>
+          </w:tcPr>
+          <w:p>
+            <w:r>
+              <w:rPr>
+                <w:sz w:val="17"/>
+              </w:rPr>
+              <w:t>令和5年度→令和7年度</w:t>
+            </w:r>
+          </w:p>
+        </w:tc>
+        <w:tc>
+          <w:tcPr>
+            <w:tcW w:type="dxa" w:w="1234"/>
+          </w:tcPr>
+          <w:p>
+            <w:pPr>
+              <w:jc w:val="right"/>
+            </w:pPr>
+            <w:r>
+              <w:rPr>
+                <w:sz w:val="17"/>
+              </w:rPr>
+              <w:t>1,005,144</w:t>
+            </w:r>
+          </w:p>
+        </w:tc>
+        <w:tc>
+          <w:tcPr>
+            <w:tcW w:type="dxa" w:w="1234"/>
+          </w:tcPr>
+          <w:p>
+            <w:pPr>
+              <w:jc w:val="right"/>
+            </w:pPr>
+            <w:r>
+              <w:rPr>
+                <w:sz w:val="17"/>
+              </w:rPr>
+              <w:t>857,807</w:t>
+            </w:r>
+          </w:p>
+        </w:tc>
+        <w:tc>
+          <w:tcPr>
+            <w:tcW w:type="dxa" w:w="1234"/>
+          </w:tcPr>
+          <w:p>
+            <w:pPr>
+              <w:jc w:val="right"/>
+            </w:pPr>
+            <w:r>
+              <w:rPr>
+                <w:sz w:val="17"/>
+              </w:rPr>
+              <w:t>-14.66%</w:t>
+            </w:r>
+          </w:p>
+        </w:tc>
+        <w:tc>
+          <w:tcPr>
+            <w:tcW w:type="dxa" w:w="1234"/>
+          </w:tcPr>
+          <w:p>
+            <w:pPr>
+              <w:jc w:val="right"/>
+            </w:pPr>
+            <w:r>
+              <w:rPr>
+                <w:sz w:val="17"/>
+              </w:rPr>
+              <w:t>1,038,467</w:t>
+            </w:r>
+          </w:p>
+        </w:tc>
+        <w:tc>
+          <w:tcPr>
+            <w:tcW w:type="dxa" w:w="1234"/>
+          </w:tcPr>
+          <w:p>
+            <w:pPr>
+              <w:jc w:val="right"/>
+            </w:pPr>
+            <w:r>
+              <w:rPr>
+                <w:sz w:val="17"/>
+              </w:rPr>
+              <w:t>+3.32%</w:t>
+            </w:r>
+          </w:p>
+        </w:tc>
+        <w:tc>
+          <w:tcPr>
+            <w:tcW w:type="dxa" w:w="1234"/>
+          </w:tcPr>
+          <w:p>
+            <w:pPr>
+              <w:jc w:val="right"/>
+            </w:pPr>
+            <w:r>
+              <w:rPr>
+                <w:sz w:val="17"/>
+              </w:rPr>
+              <w:t>またぐ</w:t>
+            </w:r>
+          </w:p>
+        </w:tc>
+      </w:tr>
+      <w:tr>
+        <w:tc>
+          <w:tcPr>
+            <w:tcW w:type="dxa" w:w="1234"/>
+          </w:tcPr>
+          <w:p>
+            <w:r>
+              <w:rPr>
+                <w:sz w:val="17"/>
+              </w:rPr>
+              <w:t>令和6年度→令和7年度</w:t>
+            </w:r>
+          </w:p>
+        </w:tc>
+        <w:tc>
+          <w:tcPr>
+            <w:tcW w:type="dxa" w:w="1234"/>
+          </w:tcPr>
+          <w:p>
+            <w:pPr>
+              <w:jc w:val="right"/>
+            </w:pPr>
+            <w:r>
+              <w:rPr>
+                <w:sz w:val="17"/>
+              </w:rPr>
+              <w:t>1,005,144</w:t>
+            </w:r>
+          </w:p>
+        </w:tc>
+        <w:tc>
+          <w:tcPr>
+            <w:tcW w:type="dxa" w:w="1234"/>
+          </w:tcPr>
+          <w:p>
+            <w:pPr>
+              <w:jc w:val="right"/>
+            </w:pPr>
+            <w:r>
+              <w:rPr>
+                <w:sz w:val="17"/>
+              </w:rPr>
+              <w:t>869,753</w:t>
+            </w:r>
+          </w:p>
+        </w:tc>
+        <w:tc>
+          <w:tcPr>
+            <w:tcW w:type="dxa" w:w="1234"/>
+          </w:tcPr>
+          <w:p>
+            <w:pPr>
+              <w:jc w:val="right"/>
+            </w:pPr>
+            <w:r>
+              <w:rPr>
+                <w:sz w:val="17"/>
+              </w:rPr>
+              <w:t>-13.47%</w:t>
+            </w:r>
+          </w:p>
+        </w:tc>
+        <w:tc>
+          <w:tcPr>
+            <w:tcW w:type="dxa" w:w="1234"/>
+          </w:tcPr>
+          <w:p>
+            <w:pPr>
+              <w:jc w:val="right"/>
+            </w:pPr>
+            <w:r>
+              <w:rPr>
+                <w:sz w:val="17"/>
+              </w:rPr>
+              <w:t>1,041,742</w:t>
+            </w:r>
+          </w:p>
+        </w:tc>
+        <w:tc>
+          <w:tcPr>
+            <w:tcW w:type="dxa" w:w="1234"/>
+          </w:tcPr>
+          <w:p>
+            <w:pPr>
+              <w:jc w:val="right"/>
+            </w:pPr>
+            <w:r>
+              <w:rPr>
+                <w:sz w:val="17"/>
+              </w:rPr>
+              <w:t>+3.64%</w:t>
+            </w:r>
+          </w:p>
+        </w:tc>
+        <w:tc>
+          <w:tcPr>
+            <w:tcW w:type="dxa" w:w="1234"/>
+          </w:tcPr>
+          <w:p>
+            <w:pPr>
+              <w:jc w:val="right"/>
+            </w:pPr>
+            <w:r>
+              <w:rPr>
+                <w:sz w:val="17"/>
+              </w:rPr>
+              <w:t>またぐ</w:t>
+            </w:r>
+          </w:p>
+        </w:tc>
+      </w:tr>
+    </w:tbl>
+    <w:p>
+      <w:r>
+        <w:t>**断層をまたがない令和5年度→令和6年度では、要介護度別の方法が▲1.06％と、当方の▲2.99％を含むすべての方法のなかで最も当たります。**いっぽう令和7年度を予測先に置く2通りでは▲14.66％・▲13.47％となり、3通りの平均では50設定中49位まで落ちます。</w:t>
+      </w:r>
+    </w:p>
+    <w:p>
+      <w:r>
+        <w:t>理由は要介護度別の伸び率にあります。</w:t>
+      </w:r>
+    </w:p>
+    <w:tbl>
+      <w:tblPr>
+        <w:tblStyle w:val="TableGrid"/>
+        <w:tblW w:type="auto" w:w="0"/>
+        <w:tblLook w:firstColumn="1" w:firstRow="1" w:lastColumn="0" w:lastRow="0" w:noHBand="0" w:noVBand="1" w:val="04A0"/>
+      </w:tblPr>
+      <w:tblGrid>
+        <w:gridCol w:w="960"/>
+        <w:gridCol w:w="960"/>
+        <w:gridCol w:w="960"/>
+        <w:gridCol w:w="960"/>
+        <w:gridCol w:w="960"/>
+        <w:gridCol w:w="960"/>
+        <w:gridCol w:w="960"/>
+        <w:gridCol w:w="960"/>
+        <w:gridCol w:w="960"/>
+      </w:tblGrid>
+      <w:tr>
+        <w:tc>
+          <w:tcPr>
+            <w:tcW w:type="dxa" w:w="960"/>
+          </w:tcPr>
+          <w:p>
+            <w:pPr>
+              <w:jc w:val="center"/>
+            </w:pPr>
+            <w:r>
+              <w:rPr>
+                <w:b/>
+                <w:sz w:val="17"/>
+              </w:rPr>
+              <w:t>要介護度</w:t>
+            </w:r>
+          </w:p>
+        </w:tc>
+        <w:tc>
+          <w:tcPr>
+            <w:tcW w:type="dxa" w:w="960"/>
+          </w:tcPr>
+          <w:p>
+            <w:pPr>
+              <w:jc w:val="center"/>
+            </w:pPr>
+            <w:r>
+              <w:rPr>
+                <w:b/>
+                <w:sz w:val="17"/>
+              </w:rPr>
+              <w:t>要支援1</w:t>
+            </w:r>
+          </w:p>
+        </w:tc>
+        <w:tc>
+          <w:tcPr>
+            <w:tcW w:type="dxa" w:w="960"/>
+          </w:tcPr>
+          <w:p>
+            <w:pPr>
+              <w:jc w:val="center"/>
+            </w:pPr>
+            <w:r>
+              <w:rPr>
+                <w:b/>
+                <w:sz w:val="17"/>
+              </w:rPr>
+              <w:t>要支援2</w:t>
+            </w:r>
+          </w:p>
+        </w:tc>
+        <w:tc>
+          <w:tcPr>
+            <w:tcW w:type="dxa" w:w="960"/>
+          </w:tcPr>
+          <w:p>
+            <w:pPr>
+              <w:jc w:val="center"/>
+            </w:pPr>
+            <w:r>
+              <w:rPr>
+                <w:b/>
+                <w:sz w:val="17"/>
+              </w:rPr>
+              <w:t>要介護1</w:t>
+            </w:r>
+          </w:p>
+        </w:tc>
+        <w:tc>
+          <w:tcPr>
+            <w:tcW w:type="dxa" w:w="960"/>
+          </w:tcPr>
+          <w:p>
+            <w:pPr>
+              <w:jc w:val="center"/>
+            </w:pPr>
+            <w:r>
+              <w:rPr>
+                <w:b/>
+                <w:sz w:val="17"/>
+              </w:rPr>
+              <w:t>要介護2</w:t>
+            </w:r>
+          </w:p>
+        </w:tc>
+        <w:tc>
+          <w:tcPr>
+            <w:tcW w:type="dxa" w:w="960"/>
+          </w:tcPr>
+          <w:p>
+            <w:pPr>
+              <w:jc w:val="center"/>
+            </w:pPr>
+            <w:r>
+              <w:rPr>
+                <w:b/>
+                <w:sz w:val="17"/>
+              </w:rPr>
+              <w:t>要介護3</w:t>
+            </w:r>
+          </w:p>
+        </w:tc>
+        <w:tc>
+          <w:tcPr>
+            <w:tcW w:type="dxa" w:w="960"/>
+          </w:tcPr>
+          <w:p>
+            <w:pPr>
+              <w:jc w:val="center"/>
+            </w:pPr>
+            <w:r>
+              <w:rPr>
+                <w:b/>
+                <w:sz w:val="17"/>
+              </w:rPr>
+              <w:t>要介護4</w:t>
+            </w:r>
+          </w:p>
+        </w:tc>
+        <w:tc>
+          <w:tcPr>
+            <w:tcW w:type="dxa" w:w="960"/>
+          </w:tcPr>
+          <w:p>
+            <w:pPr>
+              <w:jc w:val="center"/>
+            </w:pPr>
+            <w:r>
+              <w:rPr>
+                <w:b/>
+                <w:sz w:val="17"/>
+              </w:rPr>
+              <w:t>要介護5</w:t>
+            </w:r>
+          </w:p>
+        </w:tc>
+        <w:tc>
+          <w:tcPr>
+            <w:tcW w:type="dxa" w:w="960"/>
+          </w:tcPr>
+          <w:p>
+            <w:pPr>
+              <w:jc w:val="center"/>
+            </w:pPr>
+            <w:r>
+              <w:rPr>
+                <w:b/>
+                <w:sz w:val="17"/>
+              </w:rPr>
+              <w:t>全体</w:t>
+            </w:r>
+          </w:p>
+        </w:tc>
+      </w:tr>
+      <w:tr>
+        <w:tc>
+          <w:tcPr>
+            <w:tcW w:type="dxa" w:w="960"/>
+          </w:tcPr>
+          <w:p>
+            <w:r>
+              <w:rPr>
+                <w:sz w:val="17"/>
+              </w:rPr>
+              <w:t>令和6年度→令和7年度の認定者数の伸び</w:t>
+            </w:r>
+          </w:p>
+        </w:tc>
+        <w:tc>
+          <w:tcPr>
+            <w:tcW w:type="dxa" w:w="960"/>
+          </w:tcPr>
+          <w:p>
+            <w:pPr>
+              <w:jc w:val="right"/>
+            </w:pPr>
+            <w:r>
+              <w:rPr>
+                <w:sz w:val="17"/>
+              </w:rPr>
+              <w:t>1.077</w:t>
+            </w:r>
+          </w:p>
+        </w:tc>
+        <w:tc>
+          <w:tcPr>
+            <w:tcW w:type="dxa" w:w="960"/>
+          </w:tcPr>
+          <w:p>
+            <w:pPr>
+              <w:jc w:val="right"/>
+            </w:pPr>
+            <w:r>
+              <w:rPr>
+                <w:sz w:val="17"/>
+              </w:rPr>
+              <w:t>0.949</w:t>
+            </w:r>
+          </w:p>
+        </w:tc>
+        <w:tc>
+          <w:tcPr>
+            <w:tcW w:type="dxa" w:w="960"/>
+          </w:tcPr>
+          <w:p>
+            <w:pPr>
+              <w:jc w:val="right"/>
+            </w:pPr>
+            <w:r>
+              <w:rPr>
+                <w:sz w:val="17"/>
+              </w:rPr>
+              <w:t>0.888</w:t>
+            </w:r>
+          </w:p>
+        </w:tc>
+        <w:tc>
+          <w:tcPr>
+            <w:tcW w:type="dxa" w:w="960"/>
+          </w:tcPr>
+          <w:p>
+            <w:pPr>
+              <w:jc w:val="right"/>
+            </w:pPr>
+            <w:r>
+              <w:rPr>
+                <w:sz w:val="17"/>
+              </w:rPr>
+              <w:t>0.791</w:t>
+            </w:r>
+          </w:p>
+        </w:tc>
+        <w:tc>
+          <w:tcPr>
+            <w:tcW w:type="dxa" w:w="960"/>
+          </w:tcPr>
+          <w:p>
+            <w:pPr>
+              <w:jc w:val="right"/>
+            </w:pPr>
+            <w:r>
+              <w:rPr>
+                <w:sz w:val="17"/>
+              </w:rPr>
+              <w:t>0.873</w:t>
+            </w:r>
+          </w:p>
+        </w:tc>
+        <w:tc>
+          <w:tcPr>
+            <w:tcW w:type="dxa" w:w="960"/>
+          </w:tcPr>
+          <w:p>
+            <w:pPr>
+              <w:jc w:val="right"/>
+            </w:pPr>
+            <w:r>
+              <w:rPr>
+                <w:sz w:val="17"/>
+              </w:rPr>
+              <w:t>0.755</w:t>
+            </w:r>
+          </w:p>
+        </w:tc>
+        <w:tc>
+          <w:tcPr>
+            <w:tcW w:type="dxa" w:w="960"/>
+          </w:tcPr>
+          <w:p>
+            <w:pPr>
+              <w:jc w:val="right"/>
+            </w:pPr>
+            <w:r>
+              <w:rPr>
+                <w:sz w:val="17"/>
+              </w:rPr>
+              <w:t>0.626</w:t>
+            </w:r>
+          </w:p>
+        </w:tc>
+        <w:tc>
+          <w:tcPr>
+            <w:tcW w:type="dxa" w:w="960"/>
+          </w:tcPr>
+          <w:p>
+            <w:pPr>
+              <w:jc w:val="right"/>
+            </w:pPr>
+            <w:r>
+              <w:rPr>
+                <w:sz w:val="17"/>
+              </w:rPr>
+              <w:t>0.839</w:t>
+            </w:r>
+          </w:p>
+        </w:tc>
+      </w:tr>
+    </w:tbl>
+    <w:p>
+      <w:r>
+        <w:t>**要介護4は0.755倍、要介護5は0.626倍です。ところが給付費の実績は7.4％しか下がっていません。**令和7年9月の断層で重度の認定者が「減った」のは計上の変更であって、その方々がサービスを使わなくなったわけではありません。要介護度別の伸びをそのまま給付費に乗じると、この差がそのまま誤差になります。</w:t>
+      </w:r>
+    </w:p>
+    <w:p>
+      <w:r>
+        <w:t>**このため、この方法は断層の原因が確認できるまで小野町には用いません。**確認が取れて断層が解消した場合は、要介護度の構成の変化を織り込める点で当方の方法より優れる可能性があり、そのときに採り直します。**いいかえると、この方法が使えるかどうかは、令和7年8〜9月の計上方法の確認にかかっています。**</w:t>
+      </w:r>
+    </w:p>
+    <w:p>
+      <w:pPr>
         <w:pStyle w:val="Heading1"/>
       </w:pPr>
       <w:r>
@@ -16655,6 +17482,1107 @@
     <w:p>
       <w:r>
         <w:t>**一般介護予防事業費は令和5年度の994千円から令和6年度の5,305千円へ5.3倍に増えています。**令和3年度1,206千円、令和4年度1,021千円、令和5年度994千円と3年度続けて1百万円前後だったものが、令和6年度に動いています。何の事業によるものかをご教示いただけると、第10期の通いの場の展開と結びつけた組み立てができます。現時点では令和6年度の水準を据え置いています。</w:t>
+      </w:r>
+    </w:p>
+    <w:p>
+      <w:pPr>
+        <w:pStyle w:val="Heading2"/>
+      </w:pPr>
+      <w:r>
+        <w:rPr>
+          <w:rFonts w:ascii="游ゴシック" w:hAnsi="游ゴシック" w:eastAsia="游ゴシック"/>
+        </w:rPr>
+        <w:t>（参考）地域支援事業の量の見込み（介護保険法第117条第2項第2号）</w:t>
+      </w:r>
+    </w:p>
+    <w:p>
+      <w:r>
+        <w:t>**上の費用の見込みとは別に、法は各年度の地域支援事業の「量」の見込みを計画に定めることを求めています。**これも努力義務ではなく必須記載事項です。令和8年9月24日に、他町村の法定記載事項チェックにならって追加しました。</w:t>
+      </w:r>
+    </w:p>
+    <w:p>
+      <w:r>
+        <w:t>**国保連月報から量を出せるのは介護予防・生活支援サービス事業の3事業だけです。**一般介護予防事業・包括的支援事業・任意事業は町の事業実績を要します。</w:t>
+      </w:r>
+    </w:p>
+    <w:tbl>
+      <w:tblPr>
+        <w:tblStyle w:val="TableGrid"/>
+        <w:tblW w:type="auto" w:w="0"/>
+        <w:tblLook w:firstColumn="1" w:firstRow="1" w:lastColumn="0" w:lastRow="0" w:noHBand="0" w:noVBand="1" w:val="04A0"/>
+      </w:tblPr>
+      <w:tblGrid>
+        <w:gridCol w:w="1234"/>
+        <w:gridCol w:w="1234"/>
+        <w:gridCol w:w="1234"/>
+        <w:gridCol w:w="1234"/>
+        <w:gridCol w:w="1234"/>
+        <w:gridCol w:w="1234"/>
+        <w:gridCol w:w="1234"/>
+      </w:tblGrid>
+      <w:tr>
+        <w:tc>
+          <w:tcPr>
+            <w:tcW w:type="dxa" w:w="1234"/>
+          </w:tcPr>
+          <w:p>
+            <w:pPr>
+              <w:jc w:val="center"/>
+            </w:pPr>
+            <w:r>
+              <w:rPr>
+                <w:b/>
+                <w:sz w:val="17"/>
+              </w:rPr>
+              <w:t>事業</w:t>
+            </w:r>
+          </w:p>
+        </w:tc>
+        <w:tc>
+          <w:tcPr>
+            <w:tcW w:type="dxa" w:w="1234"/>
+          </w:tcPr>
+          <w:p>
+            <w:pPr>
+              <w:jc w:val="center"/>
+            </w:pPr>
+            <w:r>
+              <w:rPr>
+                <w:b/>
+                <w:sz w:val="17"/>
+              </w:rPr>
+              <w:t>単位</w:t>
+            </w:r>
+          </w:p>
+        </w:tc>
+        <w:tc>
+          <w:tcPr>
+            <w:tcW w:type="dxa" w:w="1234"/>
+          </w:tcPr>
+          <w:p>
+            <w:pPr>
+              <w:jc w:val="center"/>
+            </w:pPr>
+            <w:r>
+              <w:rPr>
+                <w:b/>
+                <w:sz w:val="17"/>
+              </w:rPr>
+              <w:t>令和6年度</w:t>
+            </w:r>
+          </w:p>
+        </w:tc>
+        <w:tc>
+          <w:tcPr>
+            <w:tcW w:type="dxa" w:w="1234"/>
+          </w:tcPr>
+          <w:p>
+            <w:pPr>
+              <w:jc w:val="center"/>
+            </w:pPr>
+            <w:r>
+              <w:rPr>
+                <w:b/>
+                <w:sz w:val="17"/>
+              </w:rPr>
+              <w:t>令和7年度</w:t>
+            </w:r>
+          </w:p>
+        </w:tc>
+        <w:tc>
+          <w:tcPr>
+            <w:tcW w:type="dxa" w:w="1234"/>
+          </w:tcPr>
+          <w:p>
+            <w:pPr>
+              <w:jc w:val="center"/>
+            </w:pPr>
+            <w:r>
+              <w:rPr>
+                <w:b/>
+                <w:sz w:val="17"/>
+              </w:rPr>
+              <w:t>令和9年度</w:t>
+            </w:r>
+          </w:p>
+        </w:tc>
+        <w:tc>
+          <w:tcPr>
+            <w:tcW w:type="dxa" w:w="1234"/>
+          </w:tcPr>
+          <w:p>
+            <w:pPr>
+              <w:jc w:val="center"/>
+            </w:pPr>
+            <w:r>
+              <w:rPr>
+                <w:b/>
+                <w:sz w:val="17"/>
+              </w:rPr>
+              <w:t>令和10年度</w:t>
+            </w:r>
+          </w:p>
+        </w:tc>
+        <w:tc>
+          <w:tcPr>
+            <w:tcW w:type="dxa" w:w="1234"/>
+          </w:tcPr>
+          <w:p>
+            <w:pPr>
+              <w:jc w:val="center"/>
+            </w:pPr>
+            <w:r>
+              <w:rPr>
+                <w:b/>
+                <w:sz w:val="17"/>
+              </w:rPr>
+              <w:t>令和11年度</w:t>
+            </w:r>
+          </w:p>
+        </w:tc>
+      </w:tr>
+      <w:tr>
+        <w:tc>
+          <w:tcPr>
+            <w:tcW w:type="dxa" w:w="1234"/>
+          </w:tcPr>
+          <w:p>
+            <w:r>
+              <w:rPr>
+                <w:sz w:val="17"/>
+              </w:rPr>
+              <w:t>訪問介護相当サービス</w:t>
+            </w:r>
+          </w:p>
+        </w:tc>
+        <w:tc>
+          <w:tcPr>
+            <w:tcW w:type="dxa" w:w="1234"/>
+          </w:tcPr>
+          <w:p>
+            <w:r>
+              <w:rPr>
+                <w:sz w:val="17"/>
+              </w:rPr>
+              <w:t>1月あたり利用者数（人）</w:t>
+            </w:r>
+          </w:p>
+        </w:tc>
+        <w:tc>
+          <w:tcPr>
+            <w:tcW w:type="dxa" w:w="1234"/>
+          </w:tcPr>
+          <w:p>
+            <w:pPr>
+              <w:jc w:val="right"/>
+            </w:pPr>
+            <w:r>
+              <w:rPr>
+                <w:sz w:val="17"/>
+              </w:rPr>
+              <w:t>22.2</w:t>
+            </w:r>
+          </w:p>
+        </w:tc>
+        <w:tc>
+          <w:tcPr>
+            <w:tcW w:type="dxa" w:w="1234"/>
+          </w:tcPr>
+          <w:p>
+            <w:pPr>
+              <w:jc w:val="right"/>
+            </w:pPr>
+            <w:r>
+              <w:rPr>
+                <w:sz w:val="17"/>
+              </w:rPr>
+              <w:t>24.5</w:t>
+            </w:r>
+          </w:p>
+        </w:tc>
+        <w:tc>
+          <w:tcPr>
+            <w:tcW w:type="dxa" w:w="1234"/>
+          </w:tcPr>
+          <w:p>
+            <w:pPr>
+              <w:jc w:val="right"/>
+            </w:pPr>
+            <w:r>
+              <w:rPr>
+                <w:sz w:val="17"/>
+              </w:rPr>
+              <w:t>23.1</w:t>
+            </w:r>
+          </w:p>
+        </w:tc>
+        <w:tc>
+          <w:tcPr>
+            <w:tcW w:type="dxa" w:w="1234"/>
+          </w:tcPr>
+          <w:p>
+            <w:pPr>
+              <w:jc w:val="right"/>
+            </w:pPr>
+            <w:r>
+              <w:rPr>
+                <w:sz w:val="17"/>
+              </w:rPr>
+              <w:t>23.1</w:t>
+            </w:r>
+          </w:p>
+        </w:tc>
+        <w:tc>
+          <w:tcPr>
+            <w:tcW w:type="dxa" w:w="1234"/>
+          </w:tcPr>
+          <w:p>
+            <w:pPr>
+              <w:jc w:val="right"/>
+            </w:pPr>
+            <w:r>
+              <w:rPr>
+                <w:sz w:val="17"/>
+              </w:rPr>
+              <w:t>23.0</w:t>
+            </w:r>
+          </w:p>
+        </w:tc>
+      </w:tr>
+      <w:tr>
+        <w:tc>
+          <w:tcPr>
+            <w:tcW w:type="dxa" w:w="1234"/>
+          </w:tcPr>
+          <w:p>
+            <w:r>
+              <w:rPr>
+                <w:sz w:val="17"/>
+              </w:rPr>
+              <w:t>通所介護相当サービス</w:t>
+            </w:r>
+          </w:p>
+        </w:tc>
+        <w:tc>
+          <w:tcPr>
+            <w:tcW w:type="dxa" w:w="1234"/>
+          </w:tcPr>
+          <w:p>
+            <w:r>
+              <w:rPr>
+                <w:sz w:val="17"/>
+              </w:rPr>
+              <w:t>1月あたり利用者数（人）</w:t>
+            </w:r>
+          </w:p>
+        </w:tc>
+        <w:tc>
+          <w:tcPr>
+            <w:tcW w:type="dxa" w:w="1234"/>
+          </w:tcPr>
+          <w:p>
+            <w:pPr>
+              <w:jc w:val="right"/>
+            </w:pPr>
+            <w:r>
+              <w:rPr>
+                <w:sz w:val="17"/>
+              </w:rPr>
+              <w:t>51.6</w:t>
+            </w:r>
+          </w:p>
+        </w:tc>
+        <w:tc>
+          <w:tcPr>
+            <w:tcW w:type="dxa" w:w="1234"/>
+          </w:tcPr>
+          <w:p>
+            <w:pPr>
+              <w:jc w:val="right"/>
+            </w:pPr>
+            <w:r>
+              <w:rPr>
+                <w:sz w:val="17"/>
+              </w:rPr>
+              <w:t>50.7</w:t>
+            </w:r>
+          </w:p>
+        </w:tc>
+        <w:tc>
+          <w:tcPr>
+            <w:tcW w:type="dxa" w:w="1234"/>
+          </w:tcPr>
+          <w:p>
+            <w:pPr>
+              <w:jc w:val="right"/>
+            </w:pPr>
+            <w:r>
+              <w:rPr>
+                <w:sz w:val="17"/>
+              </w:rPr>
+              <w:t>50.7</w:t>
+            </w:r>
+          </w:p>
+        </w:tc>
+        <w:tc>
+          <w:tcPr>
+            <w:tcW w:type="dxa" w:w="1234"/>
+          </w:tcPr>
+          <w:p>
+            <w:pPr>
+              <w:jc w:val="right"/>
+            </w:pPr>
+            <w:r>
+              <w:rPr>
+                <w:sz w:val="17"/>
+              </w:rPr>
+              <w:t>50.5</w:t>
+            </w:r>
+          </w:p>
+        </w:tc>
+        <w:tc>
+          <w:tcPr>
+            <w:tcW w:type="dxa" w:w="1234"/>
+          </w:tcPr>
+          <w:p>
+            <w:pPr>
+              <w:jc w:val="right"/>
+            </w:pPr>
+            <w:r>
+              <w:rPr>
+                <w:sz w:val="17"/>
+              </w:rPr>
+              <w:t>50.4</w:t>
+            </w:r>
+          </w:p>
+        </w:tc>
+      </w:tr>
+      <w:tr>
+        <w:tc>
+          <w:tcPr>
+            <w:tcW w:type="dxa" w:w="1234"/>
+          </w:tcPr>
+          <w:p>
+            <w:r>
+              <w:rPr>
+                <w:sz w:val="17"/>
+              </w:rPr>
+              <w:t>介護予防ケアマネジメント</w:t>
+            </w:r>
+          </w:p>
+        </w:tc>
+        <w:tc>
+          <w:tcPr>
+            <w:tcW w:type="dxa" w:w="1234"/>
+          </w:tcPr>
+          <w:p>
+            <w:r>
+              <w:rPr>
+                <w:sz w:val="17"/>
+              </w:rPr>
+              <w:t>年間件数</w:t>
+            </w:r>
+          </w:p>
+        </w:tc>
+        <w:tc>
+          <w:tcPr>
+            <w:tcW w:type="dxa" w:w="1234"/>
+          </w:tcPr>
+          <w:p>
+            <w:pPr>
+              <w:jc w:val="right"/>
+            </w:pPr>
+            <w:r>
+              <w:rPr>
+                <w:sz w:val="17"/>
+              </w:rPr>
+              <w:t>570.0</w:t>
+            </w:r>
+          </w:p>
+        </w:tc>
+        <w:tc>
+          <w:tcPr>
+            <w:tcW w:type="dxa" w:w="1234"/>
+          </w:tcPr>
+          <w:p>
+            <w:pPr>
+              <w:jc w:val="right"/>
+            </w:pPr>
+            <w:r>
+              <w:rPr>
+                <w:sz w:val="17"/>
+              </w:rPr>
+              <w:t>545.0</w:t>
+            </w:r>
+          </w:p>
+        </w:tc>
+        <w:tc>
+          <w:tcPr>
+            <w:tcW w:type="dxa" w:w="1234"/>
+          </w:tcPr>
+          <w:p>
+            <w:pPr>
+              <w:jc w:val="right"/>
+            </w:pPr>
+            <w:r>
+              <w:rPr>
+                <w:sz w:val="17"/>
+              </w:rPr>
+              <w:t>552.6</w:t>
+            </w:r>
+          </w:p>
+        </w:tc>
+        <w:tc>
+          <w:tcPr>
+            <w:tcW w:type="dxa" w:w="1234"/>
+          </w:tcPr>
+          <w:p>
+            <w:pPr>
+              <w:jc w:val="right"/>
+            </w:pPr>
+            <w:r>
+              <w:rPr>
+                <w:sz w:val="17"/>
+              </w:rPr>
+              <w:t>551.0</w:t>
+            </w:r>
+          </w:p>
+        </w:tc>
+        <w:tc>
+          <w:tcPr>
+            <w:tcW w:type="dxa" w:w="1234"/>
+          </w:tcPr>
+          <w:p>
+            <w:pPr>
+              <w:jc w:val="right"/>
+            </w:pPr>
+            <w:r>
+              <w:rPr>
+                <w:sz w:val="17"/>
+              </w:rPr>
+              <w:t>549.4</w:t>
+            </w:r>
+          </w:p>
+        </w:tc>
+      </w:tr>
+    </w:tbl>
+    <w:p>
+      <w:r>
+        <w:rPr>
+          <w:sz w:val="18"/>
+        </w:rPr>
+        <w:t>※ 令和6・7年度の第1号被保険者1人当たりの件数率の平均を第10期将来推計用推計人口に乗じたもの。総合事業は国保連月報が令和6年度からしか取れないため、基準期間は2年です（給付の見込量は3年）。</w:t>
+      </w:r>
+    </w:p>
+    <w:p>
+      <w:r>
+        <w:t>町の事業実績を要するものは次の13件です。</w:t>
+      </w:r>
+    </w:p>
+    <w:tbl>
+      <w:tblPr>
+        <w:tblStyle w:val="TableGrid"/>
+        <w:tblW w:type="auto" w:w="0"/>
+        <w:tblLook w:firstColumn="1" w:firstRow="1" w:lastColumn="0" w:lastRow="0" w:noHBand="0" w:noVBand="1" w:val="04A0"/>
+      </w:tblPr>
+      <w:tblGrid>
+        <w:gridCol w:w="2880"/>
+        <w:gridCol w:w="2880"/>
+        <w:gridCol w:w="2880"/>
+      </w:tblGrid>
+      <w:tr>
+        <w:tc>
+          <w:tcPr>
+            <w:tcW w:type="dxa" w:w="2880"/>
+          </w:tcPr>
+          <w:p>
+            <w:pPr>
+              <w:jc w:val="center"/>
+            </w:pPr>
+            <w:r>
+              <w:rPr>
+                <w:b/>
+                <w:sz w:val="17"/>
+              </w:rPr>
+              <w:t>区分</w:t>
+            </w:r>
+          </w:p>
+        </w:tc>
+        <w:tc>
+          <w:tcPr>
+            <w:tcW w:type="dxa" w:w="2880"/>
+          </w:tcPr>
+          <w:p>
+            <w:pPr>
+              <w:jc w:val="center"/>
+            </w:pPr>
+            <w:r>
+              <w:rPr>
+                <w:b/>
+                <w:sz w:val="17"/>
+              </w:rPr>
+              <w:t>事業</w:t>
+            </w:r>
+          </w:p>
+        </w:tc>
+        <w:tc>
+          <w:tcPr>
+            <w:tcW w:type="dxa" w:w="2880"/>
+          </w:tcPr>
+          <w:p>
+            <w:pPr>
+              <w:jc w:val="center"/>
+            </w:pPr>
+            <w:r>
+              <w:rPr>
+                <w:b/>
+                <w:sz w:val="17"/>
+              </w:rPr>
+              <w:t>置くべき量の単位</w:t>
+            </w:r>
+          </w:p>
+        </w:tc>
+      </w:tr>
+      <w:tr>
+        <w:tc>
+          <w:tcPr>
+            <w:tcW w:type="dxa" w:w="2880"/>
+          </w:tcPr>
+          <w:p>
+            <w:r>
+              <w:rPr>
+                <w:sz w:val="17"/>
+              </w:rPr>
+              <w:t>総合事業</w:t>
+            </w:r>
+          </w:p>
+        </w:tc>
+        <w:tc>
+          <w:tcPr>
+            <w:tcW w:type="dxa" w:w="2880"/>
+          </w:tcPr>
+          <w:p>
+            <w:r>
+              <w:rPr>
+                <w:sz w:val="17"/>
+              </w:rPr>
+              <w:t>訪問型サービスA（緩和した基準）</w:t>
+            </w:r>
+          </w:p>
+        </w:tc>
+        <w:tc>
+          <w:tcPr>
+            <w:tcW w:type="dxa" w:w="2880"/>
+          </w:tcPr>
+          <w:p>
+            <w:r>
+              <w:rPr>
+                <w:sz w:val="17"/>
+              </w:rPr>
+              <w:t>1月あたり利用者数（人）</w:t>
+            </w:r>
+          </w:p>
+        </w:tc>
+      </w:tr>
+      <w:tr>
+        <w:tc>
+          <w:tcPr>
+            <w:tcW w:type="dxa" w:w="2880"/>
+          </w:tcPr>
+          <w:p>
+            <w:r>
+              <w:rPr>
+                <w:sz w:val="17"/>
+              </w:rPr>
+              <w:t>総合事業</w:t>
+            </w:r>
+          </w:p>
+        </w:tc>
+        <w:tc>
+          <w:tcPr>
+            <w:tcW w:type="dxa" w:w="2880"/>
+          </w:tcPr>
+          <w:p>
+            <w:r>
+              <w:rPr>
+                <w:sz w:val="17"/>
+              </w:rPr>
+              <w:t>通所型サービスA（緩和した基準）</w:t>
+            </w:r>
+          </w:p>
+        </w:tc>
+        <w:tc>
+          <w:tcPr>
+            <w:tcW w:type="dxa" w:w="2880"/>
+          </w:tcPr>
+          <w:p>
+            <w:r>
+              <w:rPr>
+                <w:sz w:val="17"/>
+              </w:rPr>
+              <w:t>1月あたり利用者数（人）</w:t>
+            </w:r>
+          </w:p>
+        </w:tc>
+      </w:tr>
+      <w:tr>
+        <w:tc>
+          <w:tcPr>
+            <w:tcW w:type="dxa" w:w="2880"/>
+          </w:tcPr>
+          <w:p>
+            <w:r>
+              <w:rPr>
+                <w:sz w:val="17"/>
+              </w:rPr>
+              <w:t>総合事業</w:t>
+            </w:r>
+          </w:p>
+        </w:tc>
+        <w:tc>
+          <w:tcPr>
+            <w:tcW w:type="dxa" w:w="2880"/>
+          </w:tcPr>
+          <w:p>
+            <w:r>
+              <w:rPr>
+                <w:sz w:val="17"/>
+              </w:rPr>
+              <w:t>その他の生活支援サービス</w:t>
+            </w:r>
+          </w:p>
+        </w:tc>
+        <w:tc>
+          <w:tcPr>
+            <w:tcW w:type="dxa" w:w="2880"/>
+          </w:tcPr>
+          <w:p>
+            <w:r>
+              <w:rPr>
+                <w:sz w:val="17"/>
+              </w:rPr>
+              <w:t>年間延べ利用者数（人）</w:t>
+            </w:r>
+          </w:p>
+        </w:tc>
+      </w:tr>
+      <w:tr>
+        <w:tc>
+          <w:tcPr>
+            <w:tcW w:type="dxa" w:w="2880"/>
+          </w:tcPr>
+          <w:p>
+            <w:r>
+              <w:rPr>
+                <w:sz w:val="17"/>
+              </w:rPr>
+              <w:t>一般介護予防事業</w:t>
+            </w:r>
+          </w:p>
+        </w:tc>
+        <w:tc>
+          <w:tcPr>
+            <w:tcW w:type="dxa" w:w="2880"/>
+          </w:tcPr>
+          <w:p>
+            <w:r>
+              <w:rPr>
+                <w:sz w:val="17"/>
+              </w:rPr>
+              <w:t>介護予防普及啓発事業</w:t>
+            </w:r>
+          </w:p>
+        </w:tc>
+        <w:tc>
+          <w:tcPr>
+            <w:tcW w:type="dxa" w:w="2880"/>
+          </w:tcPr>
+          <w:p>
+            <w:r>
+              <w:rPr>
+                <w:sz w:val="17"/>
+              </w:rPr>
+              <w:t>年間開催回数・延べ参加者数</w:t>
+            </w:r>
+          </w:p>
+        </w:tc>
+      </w:tr>
+      <w:tr>
+        <w:tc>
+          <w:tcPr>
+            <w:tcW w:type="dxa" w:w="2880"/>
+          </w:tcPr>
+          <w:p>
+            <w:r>
+              <w:rPr>
+                <w:sz w:val="17"/>
+              </w:rPr>
+              <w:t>一般介護予防事業</w:t>
+            </w:r>
+          </w:p>
+        </w:tc>
+        <w:tc>
+          <w:tcPr>
+            <w:tcW w:type="dxa" w:w="2880"/>
+          </w:tcPr>
+          <w:p>
+            <w:r>
+              <w:rPr>
+                <w:sz w:val="17"/>
+              </w:rPr>
+              <w:t>地域介護予防活動支援事業（通いの場）</w:t>
+            </w:r>
+          </w:p>
+        </w:tc>
+        <w:tc>
+          <w:tcPr>
+            <w:tcW w:type="dxa" w:w="2880"/>
+          </w:tcPr>
+          <w:p>
+            <w:r>
+              <w:rPr>
+                <w:sz w:val="17"/>
+              </w:rPr>
+              <w:t>箇所数・年間延べ参加者数</w:t>
+            </w:r>
+          </w:p>
+        </w:tc>
+      </w:tr>
+      <w:tr>
+        <w:tc>
+          <w:tcPr>
+            <w:tcW w:type="dxa" w:w="2880"/>
+          </w:tcPr>
+          <w:p>
+            <w:r>
+              <w:rPr>
+                <w:sz w:val="17"/>
+              </w:rPr>
+              <w:t>一般介護予防事業</w:t>
+            </w:r>
+          </w:p>
+        </w:tc>
+        <w:tc>
+          <w:tcPr>
+            <w:tcW w:type="dxa" w:w="2880"/>
+          </w:tcPr>
+          <w:p>
+            <w:r>
+              <w:rPr>
+                <w:sz w:val="17"/>
+              </w:rPr>
+              <w:t>地域リハビリテーション活動支援事業</w:t>
+            </w:r>
+          </w:p>
+        </w:tc>
+        <w:tc>
+          <w:tcPr>
+            <w:tcW w:type="dxa" w:w="2880"/>
+          </w:tcPr>
+          <w:p>
+            <w:r>
+              <w:rPr>
+                <w:sz w:val="17"/>
+              </w:rPr>
+              <w:t>年間派遣回数</w:t>
+            </w:r>
+          </w:p>
+        </w:tc>
+      </w:tr>
+      <w:tr>
+        <w:tc>
+          <w:tcPr>
+            <w:tcW w:type="dxa" w:w="2880"/>
+          </w:tcPr>
+          <w:p>
+            <w:r>
+              <w:rPr>
+                <w:sz w:val="17"/>
+              </w:rPr>
+              <w:t>包括的支援事業</w:t>
+            </w:r>
+          </w:p>
+        </w:tc>
+        <w:tc>
+          <w:tcPr>
+            <w:tcW w:type="dxa" w:w="2880"/>
+          </w:tcPr>
+          <w:p>
+            <w:r>
+              <w:rPr>
+                <w:sz w:val="17"/>
+              </w:rPr>
+              <w:t>総合相談支援業務</w:t>
+            </w:r>
+          </w:p>
+        </w:tc>
+        <w:tc>
+          <w:tcPr>
+            <w:tcW w:type="dxa" w:w="2880"/>
+          </w:tcPr>
+          <w:p>
+            <w:r>
+              <w:rPr>
+                <w:sz w:val="17"/>
+              </w:rPr>
+              <w:t>年間相談件数</w:t>
+            </w:r>
+          </w:p>
+        </w:tc>
+      </w:tr>
+      <w:tr>
+        <w:tc>
+          <w:tcPr>
+            <w:tcW w:type="dxa" w:w="2880"/>
+          </w:tcPr>
+          <w:p>
+            <w:r>
+              <w:rPr>
+                <w:sz w:val="17"/>
+              </w:rPr>
+              <w:t>包括的支援事業</w:t>
+            </w:r>
+          </w:p>
+        </w:tc>
+        <w:tc>
+          <w:tcPr>
+            <w:tcW w:type="dxa" w:w="2880"/>
+          </w:tcPr>
+          <w:p>
+            <w:r>
+              <w:rPr>
+                <w:sz w:val="17"/>
+              </w:rPr>
+              <w:t>権利擁護業務</w:t>
+            </w:r>
+          </w:p>
+        </w:tc>
+        <w:tc>
+          <w:tcPr>
+            <w:tcW w:type="dxa" w:w="2880"/>
+          </w:tcPr>
+          <w:p>
+            <w:r>
+              <w:rPr>
+                <w:sz w:val="17"/>
+              </w:rPr>
+              <w:t>年間対応件数</w:t>
+            </w:r>
+          </w:p>
+        </w:tc>
+      </w:tr>
+      <w:tr>
+        <w:tc>
+          <w:tcPr>
+            <w:tcW w:type="dxa" w:w="2880"/>
+          </w:tcPr>
+          <w:p>
+            <w:r>
+              <w:rPr>
+                <w:sz w:val="17"/>
+              </w:rPr>
+              <w:t>包括的支援事業</w:t>
+            </w:r>
+          </w:p>
+        </w:tc>
+        <w:tc>
+          <w:tcPr>
+            <w:tcW w:type="dxa" w:w="2880"/>
+          </w:tcPr>
+          <w:p>
+            <w:r>
+              <w:rPr>
+                <w:sz w:val="17"/>
+              </w:rPr>
+              <w:t>包括的・継続的ケアマネジメント支援業務</w:t>
+            </w:r>
+          </w:p>
+        </w:tc>
+        <w:tc>
+          <w:tcPr>
+            <w:tcW w:type="dxa" w:w="2880"/>
+          </w:tcPr>
+          <w:p>
+            <w:r>
+              <w:rPr>
+                <w:sz w:val="17"/>
+              </w:rPr>
+              <w:t>地域ケア会議の年間開催回数</w:t>
+            </w:r>
+          </w:p>
+        </w:tc>
+      </w:tr>
+      <w:tr>
+        <w:tc>
+          <w:tcPr>
+            <w:tcW w:type="dxa" w:w="2880"/>
+          </w:tcPr>
+          <w:p>
+            <w:r>
+              <w:rPr>
+                <w:sz w:val="17"/>
+              </w:rPr>
+              <w:t>包括的支援事業</w:t>
+            </w:r>
+          </w:p>
+        </w:tc>
+        <w:tc>
+          <w:tcPr>
+            <w:tcW w:type="dxa" w:w="2880"/>
+          </w:tcPr>
+          <w:p>
+            <w:r>
+              <w:rPr>
+                <w:sz w:val="17"/>
+              </w:rPr>
+              <w:t>在宅医療・介護連携推進事業</w:t>
+            </w:r>
+          </w:p>
+        </w:tc>
+        <w:tc>
+          <w:tcPr>
+            <w:tcW w:type="dxa" w:w="2880"/>
+          </w:tcPr>
+          <w:p>
+            <w:r>
+              <w:rPr>
+                <w:sz w:val="17"/>
+              </w:rPr>
+              <w:t>年間相談件数・研修回数</w:t>
+            </w:r>
+          </w:p>
+        </w:tc>
+      </w:tr>
+      <w:tr>
+        <w:tc>
+          <w:tcPr>
+            <w:tcW w:type="dxa" w:w="2880"/>
+          </w:tcPr>
+          <w:p>
+            <w:r>
+              <w:rPr>
+                <w:sz w:val="17"/>
+              </w:rPr>
+              <w:t>包括的支援事業</w:t>
+            </w:r>
+          </w:p>
+        </w:tc>
+        <w:tc>
+          <w:tcPr>
+            <w:tcW w:type="dxa" w:w="2880"/>
+          </w:tcPr>
+          <w:p>
+            <w:r>
+              <w:rPr>
+                <w:sz w:val="17"/>
+              </w:rPr>
+              <w:t>生活支援体制整備事業</w:t>
+            </w:r>
+          </w:p>
+        </w:tc>
+        <w:tc>
+          <w:tcPr>
+            <w:tcW w:type="dxa" w:w="2880"/>
+          </w:tcPr>
+          <w:p>
+            <w:r>
+              <w:rPr>
+                <w:sz w:val="17"/>
+              </w:rPr>
+              <w:t>生活支援コーディネーター配置数・協議体の開催回数</w:t>
+            </w:r>
+          </w:p>
+        </w:tc>
+      </w:tr>
+      <w:tr>
+        <w:tc>
+          <w:tcPr>
+            <w:tcW w:type="dxa" w:w="2880"/>
+          </w:tcPr>
+          <w:p>
+            <w:r>
+              <w:rPr>
+                <w:sz w:val="17"/>
+              </w:rPr>
+              <w:t>包括的支援事業</w:t>
+            </w:r>
+          </w:p>
+        </w:tc>
+        <w:tc>
+          <w:tcPr>
+            <w:tcW w:type="dxa" w:w="2880"/>
+          </w:tcPr>
+          <w:p>
+            <w:r>
+              <w:rPr>
+                <w:sz w:val="17"/>
+              </w:rPr>
+              <w:t>認知症総合支援事業</w:t>
+            </w:r>
+          </w:p>
+        </w:tc>
+        <w:tc>
+          <w:tcPr>
+            <w:tcW w:type="dxa" w:w="2880"/>
+          </w:tcPr>
+          <w:p>
+            <w:r>
+              <w:rPr>
+                <w:sz w:val="17"/>
+              </w:rPr>
+              <w:t>初期集中支援チームの対象者把握件数・地域支援推進員の配置数・認知症カフェの箇所数</w:t>
+            </w:r>
+          </w:p>
+        </w:tc>
+      </w:tr>
+      <w:tr>
+        <w:tc>
+          <w:tcPr>
+            <w:tcW w:type="dxa" w:w="2880"/>
+          </w:tcPr>
+          <w:p>
+            <w:r>
+              <w:rPr>
+                <w:sz w:val="17"/>
+              </w:rPr>
+              <w:t>任意事業</w:t>
+            </w:r>
+          </w:p>
+        </w:tc>
+        <w:tc>
+          <w:tcPr>
+            <w:tcW w:type="dxa" w:w="2880"/>
+          </w:tcPr>
+          <w:p>
+            <w:r>
+              <w:rPr>
+                <w:sz w:val="17"/>
+              </w:rPr>
+              <w:t>家族介護支援事業ほか</w:t>
+            </w:r>
+          </w:p>
+        </w:tc>
+        <w:tc>
+          <w:tcPr>
+            <w:tcW w:type="dxa" w:w="2880"/>
+          </w:tcPr>
+          <w:p>
+            <w:r>
+              <w:rPr>
+                <w:sz w:val="17"/>
+              </w:rPr>
+              <w:t>年間実施回数・利用者数</w:t>
+            </w:r>
+          </w:p>
+        </w:tc>
+      </w:tr>
+    </w:tbl>
+    <w:p>
+      <w:r>
+        <w:rPr>
+          <w:sz w:val="18"/>
+        </w:rPr>
+        <w:t>**※ 通いの場は、見える化では週1回以上が平成28年度以降0か所である一方、令和7年度調査では週1回以上の参加が5.5％（高齢者人口換算で約190人）あります。**量の見込みを置く前に実態の確認が要ります（依頼票H3）。</w:t>
       </w:r>
     </w:p>
     <w:p>
@@ -19792,7 +21720,406 @@
           </w:p>
         </w:tc>
       </w:tr>
+      <w:tr>
+        <w:tc>
+          <w:tcPr>
+            <w:tcW w:type="dxa" w:w="2160"/>
+          </w:tcPr>
+          <w:p>
+            <w:r>
+              <w:rPr>
+                <w:sz w:val="17"/>
+              </w:rPr>
+              <w:t>**サービスの単価**</w:t>
+            </w:r>
+          </w:p>
+        </w:tc>
+        <w:tc>
+          <w:tcPr>
+            <w:tcW w:type="dxa" w:w="2160"/>
+          </w:tcPr>
+          <w:p>
+            <w:r>
+              <w:rPr>
+                <w:sz w:val="17"/>
+              </w:rPr>
+              <w:t>**令和7年度で固定（伸びを見込まない）**</w:t>
+            </w:r>
+          </w:p>
+        </w:tc>
+        <w:tc>
+          <w:tcPr>
+            <w:tcW w:type="dxa" w:w="2160"/>
+          </w:tcPr>
+          <w:p>
+            <w:r>
+              <w:rPr>
+                <w:sz w:val="17"/>
+              </w:rPr>
+              <w:t>**実績の趨勢（年率＋1.13％）で置くと月額+211円**</w:t>
+            </w:r>
+          </w:p>
+        </w:tc>
+        <w:tc>
+          <w:tcPr>
+            <w:tcW w:type="dxa" w:w="2160"/>
+          </w:tcPr>
+          <w:p>
+            <w:r>
+              <w:rPr>
+                <w:sz w:val="17"/>
+              </w:rPr>
+              <w:t>協議会での判断</w:t>
+            </w:r>
+          </w:p>
+        </w:tc>
+      </w:tr>
     </w:tbl>
+    <w:p/>
+    <w:p>
+      <w:pPr>
+        <w:pStyle w:val="Heading2"/>
+      </w:pPr>
+      <w:r>
+        <w:rPr>
+          <w:rFonts w:ascii="游ゴシック" w:hAnsi="游ゴシック" w:eastAsia="游ゴシック"/>
+        </w:rPr>
+        <w:t>（参考）単価を固定していることの意味</w:t>
+      </w:r>
+    </w:p>
+    <w:p>
+      <w:r>
+        <w:t>**当方は1件当たりの給付費（単価）を令和7年度で固定しています。**報酬改定率を0％と置いていることと合わせて、第10期の3年間で単価は動かない前提です。</w:t>
+      </w:r>
+    </w:p>
+    <w:p>
+      <w:r>
+        <w:t>ところが実績をみると、**単価は報酬改定のない年でも伸びています。**前年の件数構成を固定した連鎖ラスパイレス指数で測ると次のとおりです。</w:t>
+      </w:r>
+    </w:p>
+    <w:tbl>
+      <w:tblPr>
+        <w:tblStyle w:val="TableGrid"/>
+        <w:tblW w:type="auto" w:w="0"/>
+        <w:tblLook w:firstColumn="1" w:firstRow="1" w:lastColumn="0" w:lastRow="0" w:noHBand="0" w:noVBand="1" w:val="04A0"/>
+      </w:tblPr>
+      <w:tblGrid>
+        <w:gridCol w:w="2880"/>
+        <w:gridCol w:w="2880"/>
+        <w:gridCol w:w="2880"/>
+      </w:tblGrid>
+      <w:tr>
+        <w:tc>
+          <w:tcPr>
+            <w:tcW w:type="dxa" w:w="2880"/>
+          </w:tcPr>
+          <w:p>
+            <w:pPr>
+              <w:jc w:val="center"/>
+            </w:pPr>
+            <w:r>
+              <w:rPr>
+                <w:b/>
+                <w:sz w:val="17"/>
+              </w:rPr>
+              <w:t>期間</w:t>
+            </w:r>
+          </w:p>
+        </w:tc>
+        <w:tc>
+          <w:tcPr>
+            <w:tcW w:type="dxa" w:w="2880"/>
+          </w:tcPr>
+          <w:p>
+            <w:pPr>
+              <w:jc w:val="center"/>
+            </w:pPr>
+            <w:r>
+              <w:rPr>
+                <w:b/>
+                <w:sz w:val="17"/>
+              </w:rPr>
+              <w:t>単価指数</w:t>
+            </w:r>
+          </w:p>
+        </w:tc>
+        <w:tc>
+          <w:tcPr>
+            <w:tcW w:type="dxa" w:w="2880"/>
+          </w:tcPr>
+          <w:p>
+            <w:pPr>
+              <w:jc w:val="center"/>
+            </w:pPr>
+            <w:r>
+              <w:rPr>
+                <w:b/>
+                <w:sz w:val="17"/>
+              </w:rPr>
+              <w:t>介護報酬改定</w:t>
+            </w:r>
+          </w:p>
+        </w:tc>
+      </w:tr>
+      <w:tr>
+        <w:tc>
+          <w:tcPr>
+            <w:tcW w:type="dxa" w:w="2880"/>
+          </w:tcPr>
+          <w:p>
+            <w:r>
+              <w:rPr>
+                <w:sz w:val="17"/>
+              </w:rPr>
+              <w:t>令和3年度→令和4年度</w:t>
+            </w:r>
+          </w:p>
+        </w:tc>
+        <w:tc>
+          <w:tcPr>
+            <w:tcW w:type="dxa" w:w="2880"/>
+          </w:tcPr>
+          <w:p>
+            <w:pPr>
+              <w:jc w:val="right"/>
+            </w:pPr>
+            <w:r>
+              <w:rPr>
+                <w:sz w:val="17"/>
+              </w:rPr>
+              <w:t>-0.11％</w:t>
+            </w:r>
+          </w:p>
+        </w:tc>
+        <w:tc>
+          <w:tcPr>
+            <w:tcW w:type="dxa" w:w="2880"/>
+          </w:tcPr>
+          <w:p>
+            <w:pPr>
+              <w:jc w:val="right"/>
+            </w:pPr>
+            <w:r>
+              <w:rPr>
+                <w:sz w:val="17"/>
+              </w:rPr>
+              <w:t>なし</w:t>
+            </w:r>
+          </w:p>
+        </w:tc>
+      </w:tr>
+      <w:tr>
+        <w:tc>
+          <w:tcPr>
+            <w:tcW w:type="dxa" w:w="2880"/>
+          </w:tcPr>
+          <w:p>
+            <w:r>
+              <w:rPr>
+                <w:sz w:val="17"/>
+              </w:rPr>
+              <w:t>令和4年度→令和5年度</w:t>
+            </w:r>
+          </w:p>
+        </w:tc>
+        <w:tc>
+          <w:tcPr>
+            <w:tcW w:type="dxa" w:w="2880"/>
+          </w:tcPr>
+          <w:p>
+            <w:pPr>
+              <w:jc w:val="right"/>
+            </w:pPr>
+            <w:r>
+              <w:rPr>
+                <w:sz w:val="17"/>
+              </w:rPr>
+              <w:t>+2.49％</w:t>
+            </w:r>
+          </w:p>
+        </w:tc>
+        <w:tc>
+          <w:tcPr>
+            <w:tcW w:type="dxa" w:w="2880"/>
+          </w:tcPr>
+          <w:p>
+            <w:pPr>
+              <w:jc w:val="right"/>
+            </w:pPr>
+            <w:r>
+              <w:rPr>
+                <w:sz w:val="17"/>
+              </w:rPr>
+              <w:t>なし</w:t>
+            </w:r>
+          </w:p>
+        </w:tc>
+      </w:tr>
+      <w:tr>
+        <w:tc>
+          <w:tcPr>
+            <w:tcW w:type="dxa" w:w="2880"/>
+          </w:tcPr>
+          <w:p>
+            <w:r>
+              <w:rPr>
+                <w:sz w:val="17"/>
+              </w:rPr>
+              <w:t>令和5年度→令和6年度</w:t>
+            </w:r>
+          </w:p>
+        </w:tc>
+        <w:tc>
+          <w:tcPr>
+            <w:tcW w:type="dxa" w:w="2880"/>
+          </w:tcPr>
+          <w:p>
+            <w:pPr>
+              <w:jc w:val="right"/>
+            </w:pPr>
+            <w:r>
+              <w:rPr>
+                <w:sz w:val="17"/>
+              </w:rPr>
+              <w:t>+1.25％</w:t>
+            </w:r>
+          </w:p>
+        </w:tc>
+        <w:tc>
+          <w:tcPr>
+            <w:tcW w:type="dxa" w:w="2880"/>
+          </w:tcPr>
+          <w:p>
+            <w:pPr>
+              <w:jc w:val="right"/>
+            </w:pPr>
+            <w:r>
+              <w:rPr>
+                <w:sz w:val="17"/>
+              </w:rPr>
+              <w:t>あり（＋1.59％）</w:t>
+            </w:r>
+          </w:p>
+        </w:tc>
+      </w:tr>
+      <w:tr>
+        <w:tc>
+          <w:tcPr>
+            <w:tcW w:type="dxa" w:w="2880"/>
+          </w:tcPr>
+          <w:p>
+            <w:r>
+              <w:rPr>
+                <w:sz w:val="17"/>
+              </w:rPr>
+              <w:t>令和6年度→令和7年度</w:t>
+            </w:r>
+          </w:p>
+        </w:tc>
+        <w:tc>
+          <w:tcPr>
+            <w:tcW w:type="dxa" w:w="2880"/>
+          </w:tcPr>
+          <w:p>
+            <w:pPr>
+              <w:jc w:val="right"/>
+            </w:pPr>
+            <w:r>
+              <w:rPr>
+                <w:sz w:val="17"/>
+              </w:rPr>
+              <w:t>+0.90％</w:t>
+            </w:r>
+          </w:p>
+        </w:tc>
+        <w:tc>
+          <w:tcPr>
+            <w:tcW w:type="dxa" w:w="2880"/>
+          </w:tcPr>
+          <w:p>
+            <w:pPr>
+              <w:jc w:val="right"/>
+            </w:pPr>
+            <w:r>
+              <w:rPr>
+                <w:sz w:val="17"/>
+              </w:rPr>
+              <w:t>なし</w:t>
+            </w:r>
+          </w:p>
+        </w:tc>
+      </w:tr>
+      <w:tr>
+        <w:tc>
+          <w:tcPr>
+            <w:tcW w:type="dxa" w:w="2880"/>
+          </w:tcPr>
+          <w:p>
+            <w:r>
+              <w:rPr>
+                <w:sz w:val="17"/>
+              </w:rPr>
+              <w:t>令和3→7年度の年率</w:t>
+            </w:r>
+          </w:p>
+        </w:tc>
+        <w:tc>
+          <w:tcPr>
+            <w:tcW w:type="dxa" w:w="2880"/>
+          </w:tcPr>
+          <w:p>
+            <w:pPr>
+              <w:jc w:val="right"/>
+            </w:pPr>
+            <w:r>
+              <w:rPr>
+                <w:sz w:val="17"/>
+              </w:rPr>
+              <w:t>+1.13％</w:t>
+            </w:r>
+          </w:p>
+        </w:tc>
+        <w:tc>
+          <w:tcPr>
+            <w:tcW w:type="dxa" w:w="2880"/>
+          </w:tcPr>
+          <w:p>
+            <w:pPr>
+              <w:jc w:val="right"/>
+            </w:pPr>
+            <w:r>
+              <w:rPr>
+                <w:sz w:val="17"/>
+              </w:rPr>
+              <w:t>―</w:t>
+            </w:r>
+          </w:p>
+        </w:tc>
+      </w:tr>
+    </w:tbl>
+    <w:p>
+      <w:r>
+        <w:rPr>
+          <w:sz w:val="18"/>
+        </w:rPr>
+        <w:t>※ 指数は Σq(s,t−1)×p(s,t) ÷ Σq(s,t−1)×p(s,t−1)。q は件数、p は1件当たり給付費。件数の構成の変化を除いた価格の動きになります。</w:t>
+      </w:r>
+    </w:p>
+    <w:p>
+      <w:r>
+        <w:t>**改定のあった令和6年度が＋1.25％、改定のなかった3年度の平均が＋1.09％で、差がありません。**このデータでは、改定による分と改定以外の分（利用者の構成の変化、加算の算定、要介護度の重度化）を分けられません。</w:t>
+      </w:r>
+    </w:p>
+    <w:p>
+      <w:r>
+        <w:t>実績の趨勢（年率＋1.13％）で単価が伸びると置くと、標準給付費は+3.43％、保険料基準額は月額+211円上がります。**単価を固定することは安全側の置き方ではなく、過小側の置き方です。**</w:t>
+      </w:r>
+    </w:p>
+    <w:p>
+      <w:r>
+        <w:t>**当方は固定のまま置いています。**報酬改定率が令和8年12月頃に告示されるため、それを待って改定率だけで調整するのが計画作成支援ツールの標準の形であり、実績の趨勢を上乗せすると二重に見込む恐れがあるためです。ただし上の表のとおり改定の有無で単価の伸びに差がないことからは、改定率だけでは足りないとも読めます。**どちらで置くかを協議会にお諮りします。**</w:t>
+      </w:r>
+    </w:p>
     <w:p>
       <w:r>
         <w:t>**このうち給付費の水準を動かすのは、報酬改定率と訪問介護の基準期間の2つだけです。**ほかはすべて保険料の側で動きます。介護給付費準備基金の残高は、年報 様式4 で令和4年度末120,000千円・令和5年度末12,000千円・令和6年度末12,000千円となっている一方、繰入金（取崩し）は令和3〜6年度とも0円で、系列に矛盾があります。**正しい残高が分からないため取崩を見込んでいません。**基金運用状況調書でご確認ください。</w:t>

--- a/小野町_引継ぎ_整理済/04_算定・見込量/小野町_第10期_サービス見込量の算定結果_20260915.docx
+++ b/小野町_引継ぎ_整理済/04_算定・見込量/小野町_第10期_サービス見込量の算定結果_20260915.docx
@@ -3596,6 +3596,1081 @@
     <w:p>
       <w:r>
         <w:t>**このため、この方法は断層の原因が確認できるまで小野町には用いません。**確認が取れて断層が解消した場合は、要介護度の構成の変化を織り込める点で当方の方法より優れる可能性があり、そのときに採り直します。**いいかえると、この方法が使えるかどうかは、令和7年8〜9月の計上方法の確認にかかっています。**</w:t>
+      </w:r>
+    </w:p>
+    <w:p>
+      <w:pPr>
+        <w:pStyle w:val="Heading2"/>
+      </w:pPr>
+      <w:r>
+        <w:rPr>
+          <w:rFonts w:ascii="游ゴシック" w:hAnsi="游ゴシック" w:eastAsia="游ゴシック"/>
+        </w:rPr>
+        <w:t>（参考）令和8年度をどう置くか</w:t>
+      </w:r>
+    </w:p>
+    <w:p>
+      <w:r>
+        <w:t>**見える化システムのワークシートは、1人1月あたり給付費の実績値を令和8年度に置いています。**ところが令和8年度の列は1か月分であり、その1か月の水準が第10期の3年間に効いてしまいます。令和8年度を自然体推計に置き換える必要があります。</w:t>
+      </w:r>
+    </w:p>
+    <w:p>
+      <w:r>
+        <w:t>置き方は次の3つが考えられます。いずれも令和7年度の実績（年報 様式2・1,005,144千円）に対する比で示します。</w:t>
+      </w:r>
+    </w:p>
+    <w:tbl>
+      <w:tblPr>
+        <w:tblStyle w:val="TableGrid"/>
+        <w:tblW w:type="auto" w:w="0"/>
+        <w:tblLook w:firstColumn="1" w:firstRow="1" w:lastColumn="0" w:lastRow="0" w:noHBand="0" w:noVBand="1" w:val="04A0"/>
+      </w:tblPr>
+      <w:tblGrid>
+        <w:gridCol w:w="2160"/>
+        <w:gridCol w:w="2160"/>
+        <w:gridCol w:w="2160"/>
+        <w:gridCol w:w="2160"/>
+      </w:tblGrid>
+      <w:tr>
+        <w:tc>
+          <w:tcPr>
+            <w:tcW w:type="dxa" w:w="2160"/>
+          </w:tcPr>
+          <w:p>
+            <w:pPr>
+              <w:jc w:val="center"/>
+            </w:pPr>
+            <w:r>
+              <w:rPr>
+                <w:b/>
+                <w:sz w:val="17"/>
+              </w:rPr>
+              <w:t>置き方</w:t>
+            </w:r>
+          </w:p>
+        </w:tc>
+        <w:tc>
+          <w:tcPr>
+            <w:tcW w:type="dxa" w:w="2160"/>
+          </w:tcPr>
+          <w:p>
+            <w:pPr>
+              <w:jc w:val="center"/>
+            </w:pPr>
+            <w:r>
+              <w:rPr>
+                <w:b/>
+                <w:sz w:val="17"/>
+              </w:rPr>
+              <w:t>対令和7年度</w:t>
+            </w:r>
+          </w:p>
+        </w:tc>
+        <w:tc>
+          <w:tcPr>
+            <w:tcW w:type="dxa" w:w="2160"/>
+          </w:tcPr>
+          <w:p>
+            <w:pPr>
+              <w:jc w:val="center"/>
+            </w:pPr>
+            <w:r>
+              <w:rPr>
+                <w:b/>
+                <w:sz w:val="17"/>
+              </w:rPr>
+              <w:t>令和8年度（千円）</w:t>
+            </w:r>
+          </w:p>
+        </w:tc>
+        <w:tc>
+          <w:tcPr>
+            <w:tcW w:type="dxa" w:w="2160"/>
+          </w:tcPr>
+          <w:p>
+            <w:pPr>
+              <w:jc w:val="center"/>
+            </w:pPr>
+            <w:r>
+              <w:rPr>
+                <w:b/>
+                <w:sz w:val="17"/>
+              </w:rPr>
+              <w:t>考え方</w:t>
+            </w:r>
+          </w:p>
+        </w:tc>
+      </w:tr>
+      <w:tr>
+        <w:tc>
+          <w:tcPr>
+            <w:tcW w:type="dxa" w:w="2160"/>
+          </w:tcPr>
+          <w:p>
+            <w:r>
+              <w:rPr>
+                <w:sz w:val="17"/>
+              </w:rPr>
+              <w:t>据え置き</w:t>
+            </w:r>
+          </w:p>
+        </w:tc>
+        <w:tc>
+          <w:tcPr>
+            <w:tcW w:type="dxa" w:w="2160"/>
+          </w:tcPr>
+          <w:p>
+            <w:pPr>
+              <w:jc w:val="right"/>
+            </w:pPr>
+            <w:r>
+              <w:rPr>
+                <w:sz w:val="17"/>
+              </w:rPr>
+              <w:t>1.0000</w:t>
+            </w:r>
+          </w:p>
+        </w:tc>
+        <w:tc>
+          <w:tcPr>
+            <w:tcW w:type="dxa" w:w="2160"/>
+          </w:tcPr>
+          <w:p>
+            <w:pPr>
+              <w:jc w:val="right"/>
+            </w:pPr>
+            <w:r>
+              <w:rPr>
+                <w:sz w:val="17"/>
+              </w:rPr>
+              <w:t>1,005,144</w:t>
+            </w:r>
+          </w:p>
+        </w:tc>
+        <w:tc>
+          <w:tcPr>
+            <w:tcW w:type="dxa" w:w="2160"/>
+          </w:tcPr>
+          <w:p>
+            <w:pPr>
+              <w:jc w:val="right"/>
+            </w:pPr>
+            <w:r>
+              <w:rPr>
+                <w:sz w:val="17"/>
+              </w:rPr>
+              <w:t>令和7年度の実績をそのまま置く（変化0）</w:t>
+            </w:r>
+          </w:p>
+        </w:tc>
+      </w:tr>
+      <w:tr>
+        <w:tc>
+          <w:tcPr>
+            <w:tcW w:type="dxa" w:w="2160"/>
+          </w:tcPr>
+          <w:p>
+            <w:r>
+              <w:rPr>
+                <w:sz w:val="17"/>
+              </w:rPr>
+              <w:t>令和6→令和7を延長</w:t>
+            </w:r>
+          </w:p>
+        </w:tc>
+        <w:tc>
+          <w:tcPr>
+            <w:tcW w:type="dxa" w:w="2160"/>
+          </w:tcPr>
+          <w:p>
+            <w:pPr>
+              <w:jc w:val="right"/>
+            </w:pPr>
+            <w:r>
+              <w:rPr>
+                <w:sz w:val="17"/>
+              </w:rPr>
+              <w:t>0.9255</w:t>
+            </w:r>
+          </w:p>
+        </w:tc>
+        <w:tc>
+          <w:tcPr>
+            <w:tcW w:type="dxa" w:w="2160"/>
+          </w:tcPr>
+          <w:p>
+            <w:pPr>
+              <w:jc w:val="right"/>
+            </w:pPr>
+            <w:r>
+              <w:rPr>
+                <w:sz w:val="17"/>
+              </w:rPr>
+              <w:t>930,309</w:t>
+            </w:r>
+          </w:p>
+        </w:tc>
+        <w:tc>
+          <w:tcPr>
+            <w:tcW w:type="dxa" w:w="2160"/>
+          </w:tcPr>
+          <w:p>
+            <w:pPr>
+              <w:jc w:val="right"/>
+            </w:pPr>
+            <w:r>
+              <w:rPr>
+                <w:sz w:val="17"/>
+              </w:rPr>
+              <w:t>令和6年度1,085,998千円→令和7年度1,005,144千円の比をもう1年延ばす。**断層を含んだ落ちであり過小になる**</w:t>
+            </w:r>
+          </w:p>
+        </w:tc>
+      </w:tr>
+      <w:tr>
+        <w:tc>
+          <w:tcPr>
+            <w:tcW w:type="dxa" w:w="2160"/>
+          </w:tcPr>
+          <w:p>
+            <w:r>
+              <w:rPr>
+                <w:sz w:val="17"/>
+              </w:rPr>
+              <w:t>現行方式</w:t>
+            </w:r>
+          </w:p>
+        </w:tc>
+        <w:tc>
+          <w:tcPr>
+            <w:tcW w:type="dxa" w:w="2160"/>
+          </w:tcPr>
+          <w:p>
+            <w:pPr>
+              <w:jc w:val="right"/>
+            </w:pPr>
+            <w:r>
+              <w:rPr>
+                <w:sz w:val="17"/>
+              </w:rPr>
+              <w:t>1.0171</w:t>
+            </w:r>
+          </w:p>
+        </w:tc>
+        <w:tc>
+          <w:tcPr>
+            <w:tcW w:type="dxa" w:w="2160"/>
+          </w:tcPr>
+          <w:p>
+            <w:pPr>
+              <w:jc w:val="right"/>
+            </w:pPr>
+            <w:r>
+              <w:rPr>
+                <w:sz w:val="17"/>
+              </w:rPr>
+              <w:t>1,022,364</w:t>
+            </w:r>
+          </w:p>
+        </w:tc>
+        <w:tc>
+          <w:tcPr>
+            <w:tcW w:type="dxa" w:w="2160"/>
+          </w:tcPr>
+          <w:p>
+            <w:pPr>
+              <w:jc w:val="right"/>
+            </w:pPr>
+            <w:r>
+              <w:rPr>
+                <w:sz w:val="17"/>
+              </w:rPr>
+              <w:t>令和5〜7年度の利用率の平均×令和8年度の推計人口。**3年平均が下がり続けている系列を上に引いている**</w:t>
+            </w:r>
+          </w:p>
+        </w:tc>
+      </w:tr>
+    </w:tbl>
+    <w:p>
+      <w:r>
+        <w:t>**国保連月報で確かめられます。**令和8年度の提供分は審査202605〜202607の3か月あり、前年の同じ提供月と比べられます。</w:t>
+      </w:r>
+    </w:p>
+    <w:tbl>
+      <w:tblPr>
+        <w:tblStyle w:val="TableGrid"/>
+        <w:tblW w:type="auto" w:w="0"/>
+        <w:tblLook w:firstColumn="1" w:firstRow="1" w:lastColumn="0" w:lastRow="0" w:noHBand="0" w:noVBand="1" w:val="04A0"/>
+      </w:tblPr>
+      <w:tblGrid>
+        <w:gridCol w:w="2160"/>
+        <w:gridCol w:w="2160"/>
+        <w:gridCol w:w="2160"/>
+        <w:gridCol w:w="2160"/>
+      </w:tblGrid>
+      <w:tr>
+        <w:tc>
+          <w:tcPr>
+            <w:tcW w:type="dxa" w:w="2160"/>
+          </w:tcPr>
+          <w:p>
+            <w:pPr>
+              <w:jc w:val="center"/>
+            </w:pPr>
+            <w:r>
+              <w:rPr>
+                <w:b/>
+                <w:sz w:val="17"/>
+              </w:rPr>
+              <w:t>置き方</w:t>
+            </w:r>
+          </w:p>
+        </w:tc>
+        <w:tc>
+          <w:tcPr>
+            <w:tcW w:type="dxa" w:w="2160"/>
+          </w:tcPr>
+          <w:p>
+            <w:pPr>
+              <w:jc w:val="center"/>
+            </w:pPr>
+            <w:r>
+              <w:rPr>
+                <w:b/>
+                <w:sz w:val="17"/>
+              </w:rPr>
+              <w:t>対令和7年度</w:t>
+            </w:r>
+          </w:p>
+        </w:tc>
+        <w:tc>
+          <w:tcPr>
+            <w:tcW w:type="dxa" w:w="2160"/>
+          </w:tcPr>
+          <w:p>
+            <w:pPr>
+              <w:jc w:val="center"/>
+            </w:pPr>
+            <w:r>
+              <w:rPr>
+                <w:b/>
+                <w:sz w:val="17"/>
+              </w:rPr>
+              <w:t>令和8年度（千円）</w:t>
+            </w:r>
+          </w:p>
+        </w:tc>
+        <w:tc>
+          <w:tcPr>
+            <w:tcW w:type="dxa" w:w="2160"/>
+          </w:tcPr>
+          <w:p>
+            <w:pPr>
+              <w:jc w:val="center"/>
+            </w:pPr>
+            <w:r>
+              <w:rPr>
+                <w:b/>
+                <w:sz w:val="17"/>
+              </w:rPr>
+              <w:t>考え方</w:t>
+            </w:r>
+          </w:p>
+        </w:tc>
+      </w:tr>
+      <w:tr>
+        <w:tc>
+          <w:tcPr>
+            <w:tcW w:type="dxa" w:w="2160"/>
+          </w:tcPr>
+          <w:p>
+            <w:r>
+              <w:rPr>
+                <w:sz w:val="17"/>
+              </w:rPr>
+              <w:t>**月報の実績**</w:t>
+            </w:r>
+          </w:p>
+        </w:tc>
+        <w:tc>
+          <w:tcPr>
+            <w:tcW w:type="dxa" w:w="2160"/>
+          </w:tcPr>
+          <w:p>
+            <w:pPr>
+              <w:jc w:val="right"/>
+            </w:pPr>
+            <w:r>
+              <w:rPr>
+                <w:sz w:val="17"/>
+              </w:rPr>
+              <w:t>**0.9598**</w:t>
+            </w:r>
+          </w:p>
+        </w:tc>
+        <w:tc>
+          <w:tcPr>
+            <w:tcW w:type="dxa" w:w="2160"/>
+          </w:tcPr>
+          <w:p>
+            <w:pPr>
+              <w:jc w:val="right"/>
+            </w:pPr>
+            <w:r>
+              <w:rPr>
+                <w:sz w:val="17"/>
+              </w:rPr>
+              <w:t>**964,745**</w:t>
+            </w:r>
+          </w:p>
+        </w:tc>
+        <w:tc>
+          <w:tcPr>
+            <w:tcW w:type="dxa" w:w="2160"/>
+          </w:tcPr>
+          <w:p>
+            <w:pPr>
+              <w:jc w:val="right"/>
+            </w:pPr>
+            <w:r>
+              <w:rPr>
+                <w:sz w:val="17"/>
+              </w:rPr>
+              <w:t>国保連月報の令和8年度4〜6月提供分256,885,163円と前年の同じ月267,642,209円の比。**3か月分の実績による**</w:t>
+            </w:r>
+          </w:p>
+        </w:tc>
+      </w:tr>
+    </w:tbl>
+    <w:p>
+      <w:r>
+        <w:t>**実績は「据え置き」と「令和6→令和7を延長」の間にあり、当方の現行方式は実績より6.0％高く出ています。**令和5〜7年度の3年平均が、下がり続けている系列を上に引いているためです。</w:t>
+      </w:r>
+    </w:p>
+    <w:p>
+      <w:r>
+        <w:t>**したがって令和8年度は月報の実績で置きます。**これが「令和6年度→令和7年度の動きを勘案し、その動きが令和8年度も続いているかを月報で確かめたうえでの自然体推計」にあたります。</w:t>
+      </w:r>
+    </w:p>
+    <w:p>
+      <w:pPr>
+        <w:pStyle w:val="Heading2"/>
+      </w:pPr>
+      <w:r>
+        <w:rPr>
+          <w:rFonts w:ascii="游ゴシック" w:hAnsi="游ゴシック" w:eastAsia="游ゴシック"/>
+        </w:rPr>
+        <w:t>（参考）令和8年度を基点とした場合の第10期</w:t>
+      </w:r>
+    </w:p>
+    <w:p>
+      <w:r>
+        <w:t>令和8年度を基点とし、第1号被保険者1人当たりの給付費を据え置いて人口で延ばすと次のようになります。**見える化システムの自然体推計（利用率・1人1月あたり給付費の変化を0とする）と同じ構造です。**</w:t>
+      </w:r>
+    </w:p>
+    <w:tbl>
+      <w:tblPr>
+        <w:tblStyle w:val="TableGrid"/>
+        <w:tblW w:type="auto" w:w="0"/>
+        <w:tblLook w:firstColumn="1" w:firstRow="1" w:lastColumn="0" w:lastRow="0" w:noHBand="0" w:noVBand="1" w:val="04A0"/>
+      </w:tblPr>
+      <w:tblGrid>
+        <w:gridCol w:w="2160"/>
+        <w:gridCol w:w="2160"/>
+        <w:gridCol w:w="2160"/>
+        <w:gridCol w:w="2160"/>
+      </w:tblGrid>
+      <w:tr>
+        <w:tc>
+          <w:tcPr>
+            <w:tcW w:type="dxa" w:w="2160"/>
+          </w:tcPr>
+          <w:p>
+            <w:pPr>
+              <w:jc w:val="center"/>
+            </w:pPr>
+            <w:r>
+              <w:rPr>
+                <w:b/>
+                <w:sz w:val="17"/>
+              </w:rPr>
+              <w:t>区分</w:t>
+            </w:r>
+          </w:p>
+        </w:tc>
+        <w:tc>
+          <w:tcPr>
+            <w:tcW w:type="dxa" w:w="2160"/>
+          </w:tcPr>
+          <w:p>
+            <w:pPr>
+              <w:jc w:val="center"/>
+            </w:pPr>
+            <w:r>
+              <w:rPr>
+                <w:b/>
+                <w:sz w:val="17"/>
+              </w:rPr>
+              <w:t>現行（令和5〜7年度の利用率平均）</w:t>
+            </w:r>
+          </w:p>
+        </w:tc>
+        <w:tc>
+          <w:tcPr>
+            <w:tcW w:type="dxa" w:w="2160"/>
+          </w:tcPr>
+          <w:p>
+            <w:pPr>
+              <w:jc w:val="center"/>
+            </w:pPr>
+            <w:r>
+              <w:rPr>
+                <w:b/>
+                <w:sz w:val="17"/>
+              </w:rPr>
+              <w:t>自然体推計（令和8年度基点）</w:t>
+            </w:r>
+          </w:p>
+        </w:tc>
+        <w:tc>
+          <w:tcPr>
+            <w:tcW w:type="dxa" w:w="2160"/>
+          </w:tcPr>
+          <w:p>
+            <w:pPr>
+              <w:jc w:val="center"/>
+            </w:pPr>
+            <w:r>
+              <w:rPr>
+                <w:b/>
+                <w:sz w:val="17"/>
+              </w:rPr>
+              <w:t>差</w:t>
+            </w:r>
+          </w:p>
+        </w:tc>
+      </w:tr>
+      <w:tr>
+        <w:tc>
+          <w:tcPr>
+            <w:tcW w:type="dxa" w:w="2160"/>
+          </w:tcPr>
+          <w:p>
+            <w:r>
+              <w:rPr>
+                <w:sz w:val="17"/>
+              </w:rPr>
+              <w:t>令和8年度の総給付費（千円）</w:t>
+            </w:r>
+          </w:p>
+        </w:tc>
+        <w:tc>
+          <w:tcPr>
+            <w:tcW w:type="dxa" w:w="2160"/>
+          </w:tcPr>
+          <w:p>
+            <w:pPr>
+              <w:jc w:val="right"/>
+            </w:pPr>
+            <w:r>
+              <w:rPr>
+                <w:sz w:val="17"/>
+              </w:rPr>
+              <w:t>―</w:t>
+            </w:r>
+          </w:p>
+        </w:tc>
+        <w:tc>
+          <w:tcPr>
+            <w:tcW w:type="dxa" w:w="2160"/>
+          </w:tcPr>
+          <w:p>
+            <w:pPr>
+              <w:jc w:val="right"/>
+            </w:pPr>
+            <w:r>
+              <w:rPr>
+                <w:sz w:val="17"/>
+              </w:rPr>
+              <w:t>964,745</w:t>
+            </w:r>
+          </w:p>
+        </w:tc>
+        <w:tc>
+          <w:tcPr>
+            <w:tcW w:type="dxa" w:w="2160"/>
+          </w:tcPr>
+          <w:p>
+            <w:pPr>
+              <w:jc w:val="right"/>
+            </w:pPr>
+            <w:r>
+              <w:rPr>
+                <w:sz w:val="17"/>
+              </w:rPr>
+              <w:t>―</w:t>
+            </w:r>
+          </w:p>
+        </w:tc>
+      </w:tr>
+      <w:tr>
+        <w:tc>
+          <w:tcPr>
+            <w:tcW w:type="dxa" w:w="2160"/>
+          </w:tcPr>
+          <w:p>
+            <w:r>
+              <w:rPr>
+                <w:sz w:val="17"/>
+              </w:rPr>
+              <w:t>令和9年度の総給付費（千円）</w:t>
+            </w:r>
+          </w:p>
+        </w:tc>
+        <w:tc>
+          <w:tcPr>
+            <w:tcW w:type="dxa" w:w="2160"/>
+          </w:tcPr>
+          <w:p>
+            <w:pPr>
+              <w:jc w:val="right"/>
+            </w:pPr>
+            <w:r>
+              <w:rPr>
+                <w:sz w:val="17"/>
+              </w:rPr>
+              <w:t>1,019,104</w:t>
+            </w:r>
+          </w:p>
+        </w:tc>
+        <w:tc>
+          <w:tcPr>
+            <w:tcW w:type="dxa" w:w="2160"/>
+          </w:tcPr>
+          <w:p>
+            <w:pPr>
+              <w:jc w:val="right"/>
+            </w:pPr>
+            <w:r>
+              <w:rPr>
+                <w:sz w:val="17"/>
+              </w:rPr>
+              <w:t>961,669</w:t>
+            </w:r>
+          </w:p>
+        </w:tc>
+        <w:tc>
+          <w:tcPr>
+            <w:tcW w:type="dxa" w:w="2160"/>
+          </w:tcPr>
+          <w:p>
+            <w:pPr>
+              <w:jc w:val="right"/>
+            </w:pPr>
+            <w:r>
+              <w:rPr>
+                <w:sz w:val="17"/>
+              </w:rPr>
+              <w:t>-57,435</w:t>
+            </w:r>
+          </w:p>
+        </w:tc>
+      </w:tr>
+      <w:tr>
+        <w:tc>
+          <w:tcPr>
+            <w:tcW w:type="dxa" w:w="2160"/>
+          </w:tcPr>
+          <w:p>
+            <w:r>
+              <w:rPr>
+                <w:sz w:val="17"/>
+              </w:rPr>
+              <w:t>令和10年度の総給付費（千円）</w:t>
+            </w:r>
+          </w:p>
+        </w:tc>
+        <w:tc>
+          <w:tcPr>
+            <w:tcW w:type="dxa" w:w="2160"/>
+          </w:tcPr>
+          <w:p>
+            <w:pPr>
+              <w:jc w:val="right"/>
+            </w:pPr>
+            <w:r>
+              <w:rPr>
+                <w:sz w:val="17"/>
+              </w:rPr>
+              <w:t>1,016,139</w:t>
+            </w:r>
+          </w:p>
+        </w:tc>
+        <w:tc>
+          <w:tcPr>
+            <w:tcW w:type="dxa" w:w="2160"/>
+          </w:tcPr>
+          <w:p>
+            <w:pPr>
+              <w:jc w:val="right"/>
+            </w:pPr>
+            <w:r>
+              <w:rPr>
+                <w:sz w:val="17"/>
+              </w:rPr>
+              <w:t>958,871</w:t>
+            </w:r>
+          </w:p>
+        </w:tc>
+        <w:tc>
+          <w:tcPr>
+            <w:tcW w:type="dxa" w:w="2160"/>
+          </w:tcPr>
+          <w:p>
+            <w:pPr>
+              <w:jc w:val="right"/>
+            </w:pPr>
+            <w:r>
+              <w:rPr>
+                <w:sz w:val="17"/>
+              </w:rPr>
+              <w:t>-57,268</w:t>
+            </w:r>
+          </w:p>
+        </w:tc>
+      </w:tr>
+      <w:tr>
+        <w:tc>
+          <w:tcPr>
+            <w:tcW w:type="dxa" w:w="2160"/>
+          </w:tcPr>
+          <w:p>
+            <w:r>
+              <w:rPr>
+                <w:sz w:val="17"/>
+              </w:rPr>
+              <w:t>令和11年度の総給付費（千円）</w:t>
+            </w:r>
+          </w:p>
+        </w:tc>
+        <w:tc>
+          <w:tcPr>
+            <w:tcW w:type="dxa" w:w="2160"/>
+          </w:tcPr>
+          <w:p>
+            <w:pPr>
+              <w:jc w:val="right"/>
+            </w:pPr>
+            <w:r>
+              <w:rPr>
+                <w:sz w:val="17"/>
+              </w:rPr>
+              <w:t>1,013,175</w:t>
+            </w:r>
+          </w:p>
+        </w:tc>
+        <w:tc>
+          <w:tcPr>
+            <w:tcW w:type="dxa" w:w="2160"/>
+          </w:tcPr>
+          <w:p>
+            <w:pPr>
+              <w:jc w:val="right"/>
+            </w:pPr>
+            <w:r>
+              <w:rPr>
+                <w:sz w:val="17"/>
+              </w:rPr>
+              <w:t>956,074</w:t>
+            </w:r>
+          </w:p>
+        </w:tc>
+        <w:tc>
+          <w:tcPr>
+            <w:tcW w:type="dxa" w:w="2160"/>
+          </w:tcPr>
+          <w:p>
+            <w:pPr>
+              <w:jc w:val="right"/>
+            </w:pPr>
+            <w:r>
+              <w:rPr>
+                <w:sz w:val="17"/>
+              </w:rPr>
+              <w:t>-57,101</w:t>
+            </w:r>
+          </w:p>
+        </w:tc>
+      </w:tr>
+      <w:tr>
+        <w:tc>
+          <w:tcPr>
+            <w:tcW w:type="dxa" w:w="2160"/>
+          </w:tcPr>
+          <w:p>
+            <w:r>
+              <w:rPr>
+                <w:sz w:val="17"/>
+              </w:rPr>
+              <w:t>**総給付費 3年計（千円）**</w:t>
+            </w:r>
+          </w:p>
+        </w:tc>
+        <w:tc>
+          <w:tcPr>
+            <w:tcW w:type="dxa" w:w="2160"/>
+          </w:tcPr>
+          <w:p>
+            <w:pPr>
+              <w:jc w:val="right"/>
+            </w:pPr>
+            <w:r>
+              <w:rPr>
+                <w:sz w:val="17"/>
+              </w:rPr>
+              <w:t>**3,048,418**</w:t>
+            </w:r>
+          </w:p>
+        </w:tc>
+        <w:tc>
+          <w:tcPr>
+            <w:tcW w:type="dxa" w:w="2160"/>
+          </w:tcPr>
+          <w:p>
+            <w:pPr>
+              <w:jc w:val="right"/>
+            </w:pPr>
+            <w:r>
+              <w:rPr>
+                <w:sz w:val="17"/>
+              </w:rPr>
+              <w:t>**2,876,614**</w:t>
+            </w:r>
+          </w:p>
+        </w:tc>
+        <w:tc>
+          <w:tcPr>
+            <w:tcW w:type="dxa" w:w="2160"/>
+          </w:tcPr>
+          <w:p>
+            <w:pPr>
+              <w:jc w:val="right"/>
+            </w:pPr>
+            <w:r>
+              <w:rPr>
+                <w:sz w:val="17"/>
+              </w:rPr>
+              <w:t>**-171,804（-5.64%）**</w:t>
+            </w:r>
+          </w:p>
+        </w:tc>
+      </w:tr>
+      <w:tr>
+        <w:tc>
+          <w:tcPr>
+            <w:tcW w:type="dxa" w:w="2160"/>
+          </w:tcPr>
+          <w:p>
+            <w:r>
+              <w:rPr>
+                <w:sz w:val="17"/>
+              </w:rPr>
+              <w:t>標準給付費 3年計（千円）</w:t>
+            </w:r>
+          </w:p>
+        </w:tc>
+        <w:tc>
+          <w:tcPr>
+            <w:tcW w:type="dxa" w:w="2160"/>
+          </w:tcPr>
+          <w:p>
+            <w:pPr>
+              <w:jc w:val="right"/>
+            </w:pPr>
+            <w:r>
+              <w:rPr>
+                <w:sz w:val="17"/>
+              </w:rPr>
+              <w:t>3,286,398</w:t>
+            </w:r>
+          </w:p>
+        </w:tc>
+        <w:tc>
+          <w:tcPr>
+            <w:tcW w:type="dxa" w:w="2160"/>
+          </w:tcPr>
+          <w:p>
+            <w:pPr>
+              <w:jc w:val="right"/>
+            </w:pPr>
+            <w:r>
+              <w:rPr>
+                <w:sz w:val="17"/>
+              </w:rPr>
+              <w:t>3,101,182</w:t>
+            </w:r>
+          </w:p>
+        </w:tc>
+        <w:tc>
+          <w:tcPr>
+            <w:tcW w:type="dxa" w:w="2160"/>
+          </w:tcPr>
+          <w:p>
+            <w:pPr>
+              <w:jc w:val="right"/>
+            </w:pPr>
+            <w:r>
+              <w:rPr>
+                <w:sz w:val="17"/>
+              </w:rPr>
+              <w:t>-185,216</w:t>
+            </w:r>
+          </w:p>
+        </w:tc>
+      </w:tr>
+      <w:tr>
+        <w:tc>
+          <w:tcPr>
+            <w:tcW w:type="dxa" w:w="2160"/>
+          </w:tcPr>
+          <w:p>
+            <w:r>
+              <w:rPr>
+                <w:sz w:val="17"/>
+              </w:rPr>
+              <w:t>**保険料基準額（月額）**</w:t>
+            </w:r>
+          </w:p>
+        </w:tc>
+        <w:tc>
+          <w:tcPr>
+            <w:tcW w:type="dxa" w:w="2160"/>
+          </w:tcPr>
+          <w:p>
+            <w:pPr>
+              <w:jc w:val="right"/>
+            </w:pPr>
+            <w:r>
+              <w:rPr>
+                <w:sz w:val="17"/>
+              </w:rPr>
+              <w:t>**6,570円**</w:t>
+            </w:r>
+          </w:p>
+        </w:tc>
+        <w:tc>
+          <w:tcPr>
+            <w:tcW w:type="dxa" w:w="2160"/>
+          </w:tcPr>
+          <w:p>
+            <w:pPr>
+              <w:jc w:val="right"/>
+            </w:pPr>
+            <w:r>
+              <w:rPr>
+                <w:sz w:val="17"/>
+              </w:rPr>
+              <w:t>**6,224円**</w:t>
+            </w:r>
+          </w:p>
+        </w:tc>
+        <w:tc>
+          <w:tcPr>
+            <w:tcW w:type="dxa" w:w="2160"/>
+          </w:tcPr>
+          <w:p>
+            <w:pPr>
+              <w:jc w:val="right"/>
+            </w:pPr>
+            <w:r>
+              <w:rPr>
+                <w:sz w:val="17"/>
+              </w:rPr>
+              <w:t>**-346円**</w:t>
+            </w:r>
+          </w:p>
+        </w:tc>
+      </w:tr>
+      <w:tr>
+        <w:tc>
+          <w:tcPr>
+            <w:tcW w:type="dxa" w:w="2160"/>
+          </w:tcPr>
+          <w:p>
+            <w:r>
+              <w:rPr>
+                <w:sz w:val="17"/>
+              </w:rPr>
+              <w:t xml:space="preserve">　100円未満切上げ</w:t>
+            </w:r>
+          </w:p>
+        </w:tc>
+        <w:tc>
+          <w:tcPr>
+            <w:tcW w:type="dxa" w:w="2160"/>
+          </w:tcPr>
+          <w:p>
+            <w:pPr>
+              <w:jc w:val="right"/>
+            </w:pPr>
+            <w:r>
+              <w:rPr>
+                <w:sz w:val="17"/>
+              </w:rPr>
+              <w:t>6,600円</w:t>
+            </w:r>
+          </w:p>
+        </w:tc>
+        <w:tc>
+          <w:tcPr>
+            <w:tcW w:type="dxa" w:w="2160"/>
+          </w:tcPr>
+          <w:p>
+            <w:pPr>
+              <w:jc w:val="right"/>
+            </w:pPr>
+            <w:r>
+              <w:rPr>
+                <w:sz w:val="17"/>
+              </w:rPr>
+              <w:t>6,300円</w:t>
+            </w:r>
+          </w:p>
+        </w:tc>
+        <w:tc>
+          <w:tcPr>
+            <w:tcW w:type="dxa" w:w="2160"/>
+          </w:tcPr>
+          <w:p>
+            <w:pPr>
+              <w:jc w:val="right"/>
+            </w:pPr>
+            <w:r>
+              <w:rPr>
+                <w:sz w:val="17"/>
+              </w:rPr>
+              <w:t>―</w:t>
+            </w:r>
+          </w:p>
+        </w:tc>
+      </w:tr>
+    </w:tbl>
+    <w:p>
+      <w:r>
+        <w:rPr>
+          <w:sz w:val="18"/>
+        </w:rPr>
+        <w:t>※ 標準給付費は、総給付費に対する比をそのまま当てています（特定入所者・高額・高額医療合算・審査支払手数料は総給付費に比例するため）。※ 地域支援事業費・負担割合・調整交付金・収納率・補正後被保険者数はいずれも現行と同じです。</w:t>
+      </w:r>
+    </w:p>
+    <w:p>
+      <w:r>
+        <w:t>**どちらを採るかは協議会にお諮りします。**現行は完結年度（令和7年度）を基準年度とする原則に沿っており、他町村の手引きも「基準年度は完結した最新年度とする」としています。いっぽう自然体推計は、令和8年度の3か月の実績に裏づけられており、見える化システムの構造とも合います。</w:t>
+      </w:r>
+    </w:p>
+    <w:p>
+      <w:r>
+        <w:t>**当方の見方は、自然体推計を採るのが実態に近いというものです。**令和7年9月の断層のあとも給付費は下がり続けており（令和8年度4〜6月提供分は前年同期の96.0％）、令和5〜7年度の3年平均はその動きを映していません。ただし令和8年度は3か月分しかなく、完結年度ではありません。**計上方法の確認と、令和8年度の残りの月の実績を見たうえで確定するのが順当です。**</w:t>
       </w:r>
     </w:p>
     <w:p>
